--- a/docassemble/SmartDocx_sr/data/templates/divorce_sr.docx
+++ b/docassemble/SmartDocx_sr/data/templates/divorce_sr.docx
@@ -42,15 +42,15 @@
           <w:szCs w:val="24"/>
           <w:lang w:val="ru-RU"/>
         </w:rPr>
-        <w:t xml:space="preserve">{{ </w:t>
-      </w:r>
-      <w:r>
-        <w:rPr>
-          <w:rFonts w:ascii="Times New Roman" w:hAnsi="Times New Roman" w:cs="Times New Roman"/>
-          <w:sz w:val="24"/>
-          <w:szCs w:val="24"/>
-        </w:rPr>
-        <w:t xml:space="preserve">court</w:t>
+        <w:t xml:space="preserve">{{ court_name }}</w:t>
+      </w:r>
+      <w:r>
+        <w:rPr>
+          <w:rFonts w:ascii="Times New Roman" w:hAnsi="Times New Roman" w:cs="Times New Roman"/>
+          <w:sz w:val="24"/>
+          <w:szCs w:val="24"/>
+        </w:rPr>
+        <w:t xml:space="preserve"/>
       </w:r>
       <w:r>
         <w:rPr>
@@ -59,15 +59,15 @@
           <w:szCs w:val="24"/>
           <w:lang w:val="ru-RU"/>
         </w:rPr>
-        <w:t xml:space="preserve">_</w:t>
-      </w:r>
-      <w:r>
-        <w:rPr>
-          <w:rFonts w:ascii="Times New Roman" w:hAnsi="Times New Roman" w:cs="Times New Roman"/>
-          <w:sz w:val="24"/>
-          <w:szCs w:val="24"/>
-        </w:rPr>
-        <w:t xml:space="preserve">name</w:t>
+        <w:t xml:space="preserve"/>
+      </w:r>
+      <w:r>
+        <w:rPr>
+          <w:rFonts w:ascii="Times New Roman" w:hAnsi="Times New Roman" w:cs="Times New Roman"/>
+          <w:sz w:val="24"/>
+          <w:szCs w:val="24"/>
+        </w:rPr>
+        <w:t xml:space="preserve"/>
       </w:r>
       <w:r>
         <w:rPr>
@@ -76,7 +76,7 @@
           <w:szCs w:val="24"/>
           <w:lang w:val="ru-RU"/>
         </w:rPr>
-        <w:t xml:space="preserve"> }}</w:t>
+        <w:t xml:space="preserve"/>
       </w:r>
       <w:r>
         <w:rPr>
@@ -162,15 +162,15 @@
           <w:szCs w:val="24"/>
           <w:lang w:val="ru-RU"/>
         </w:rPr>
-        <w:t xml:space="preserve">{{ </w:t>
-      </w:r>
-      <w:r>
-        <w:rPr>
-          <w:rFonts w:ascii="Times New Roman" w:hAnsi="Times New Roman" w:cs="Times New Roman"/>
-          <w:sz w:val="24"/>
-          <w:szCs w:val="24"/>
-        </w:rPr>
-        <w:t xml:space="preserve">client</w:t>
+        <w:t xml:space="preserve">{{ client.name }}</w:t>
+      </w:r>
+      <w:r>
+        <w:rPr>
+          <w:rFonts w:ascii="Times New Roman" w:hAnsi="Times New Roman" w:cs="Times New Roman"/>
+          <w:sz w:val="24"/>
+          <w:szCs w:val="24"/>
+        </w:rPr>
+        <w:t xml:space="preserve"/>
       </w:r>
       <w:r>
         <w:rPr>
@@ -179,15 +179,15 @@
           <w:szCs w:val="24"/>
           <w:lang w:val="ru-RU"/>
         </w:rPr>
-        <w:t xml:space="preserve">.</w:t>
-      </w:r>
-      <w:r>
-        <w:rPr>
-          <w:rFonts w:ascii="Times New Roman" w:hAnsi="Times New Roman" w:cs="Times New Roman"/>
-          <w:sz w:val="24"/>
-          <w:szCs w:val="24"/>
-        </w:rPr>
-        <w:t xml:space="preserve">name</w:t>
+        <w:t xml:space="preserve"/>
+      </w:r>
+      <w:r>
+        <w:rPr>
+          <w:rFonts w:ascii="Times New Roman" w:hAnsi="Times New Roman" w:cs="Times New Roman"/>
+          <w:sz w:val="24"/>
+          <w:szCs w:val="24"/>
+        </w:rPr>
+        <w:t xml:space="preserve"/>
       </w:r>
       <w:r>
         <w:rPr>
@@ -196,15 +196,15 @@
           <w:szCs w:val="24"/>
           <w:lang w:val="ru-RU"/>
         </w:rPr>
-        <w:t xml:space="preserve"> }} {{ </w:t>
-      </w:r>
-      <w:r>
-        <w:rPr>
-          <w:rFonts w:ascii="Times New Roman" w:hAnsi="Times New Roman" w:cs="Times New Roman"/>
-          <w:sz w:val="24"/>
-          <w:szCs w:val="24"/>
-        </w:rPr>
-        <w:t xml:space="preserve">client</w:t>
+        <w:t xml:space="preserve"> {{ client.address }}</w:t>
+      </w:r>
+      <w:r>
+        <w:rPr>
+          <w:rFonts w:ascii="Times New Roman" w:hAnsi="Times New Roman" w:cs="Times New Roman"/>
+          <w:sz w:val="24"/>
+          <w:szCs w:val="24"/>
+        </w:rPr>
+        <w:t xml:space="preserve"/>
       </w:r>
       <w:r>
         <w:rPr>
@@ -213,15 +213,15 @@
           <w:szCs w:val="24"/>
           <w:lang w:val="ru-RU"/>
         </w:rPr>
-        <w:t xml:space="preserve">.</w:t>
-      </w:r>
-      <w:r>
-        <w:rPr>
-          <w:rFonts w:ascii="Times New Roman" w:hAnsi="Times New Roman" w:cs="Times New Roman"/>
-          <w:sz w:val="24"/>
-          <w:szCs w:val="24"/>
-        </w:rPr>
-        <w:t xml:space="preserve">address</w:t>
+        <w:t xml:space="preserve"/>
+      </w:r>
+      <w:r>
+        <w:rPr>
+          <w:rFonts w:ascii="Times New Roman" w:hAnsi="Times New Roman" w:cs="Times New Roman"/>
+          <w:sz w:val="24"/>
+          <w:szCs w:val="24"/>
+        </w:rPr>
+        <w:t xml:space="preserve"/>
       </w:r>
       <w:r>
         <w:rPr>
@@ -230,7 +230,7 @@
           <w:szCs w:val="24"/>
           <w:lang w:val="ru-RU"/>
         </w:rPr>
-        <w:t xml:space="preserve"> }}</w:t>
+        <w:t xml:space="preserve"/>
       </w:r>
       <w:r>
         <w:rPr>
@@ -257,15 +257,15 @@
           <w:szCs w:val="24"/>
           <w:lang w:val="ru-RU"/>
         </w:rPr>
-        <w:t xml:space="preserve">{{ </w:t>
-      </w:r>
-      <w:r>
-        <w:rPr>
-          <w:rFonts w:ascii="Times New Roman" w:hAnsi="Times New Roman" w:cs="Times New Roman"/>
-          <w:sz w:val="24"/>
-          <w:szCs w:val="24"/>
-        </w:rPr>
-        <w:t xml:space="preserve">lawyer</w:t>
+        <w:t xml:space="preserve">{{ lawyer.name }}</w:t>
+      </w:r>
+      <w:r>
+        <w:rPr>
+          <w:rFonts w:ascii="Times New Roman" w:hAnsi="Times New Roman" w:cs="Times New Roman"/>
+          <w:sz w:val="24"/>
+          <w:szCs w:val="24"/>
+        </w:rPr>
+        <w:t xml:space="preserve"/>
       </w:r>
       <w:r>
         <w:rPr>
@@ -274,15 +274,15 @@
           <w:szCs w:val="24"/>
           <w:lang w:val="ru-RU"/>
         </w:rPr>
-        <w:t xml:space="preserve">.</w:t>
-      </w:r>
-      <w:r>
-        <w:rPr>
-          <w:rFonts w:ascii="Times New Roman" w:hAnsi="Times New Roman" w:cs="Times New Roman"/>
-          <w:sz w:val="24"/>
-          <w:szCs w:val="24"/>
-        </w:rPr>
-        <w:t xml:space="preserve">name</w:t>
+        <w:t xml:space="preserve"/>
+      </w:r>
+      <w:r>
+        <w:rPr>
+          <w:rFonts w:ascii="Times New Roman" w:hAnsi="Times New Roman" w:cs="Times New Roman"/>
+          <w:sz w:val="24"/>
+          <w:szCs w:val="24"/>
+        </w:rPr>
+        <w:t xml:space="preserve"/>
       </w:r>
       <w:r>
         <w:rPr>
@@ -291,7 +291,7 @@
           <w:szCs w:val="24"/>
           <w:lang w:val="ru-RU"/>
         </w:rPr>
-        <w:t xml:space="preserve"> }} </w:t>
+        <w:t xml:space="preserve"> </w:t>
       </w:r>
       <w:r>
         <w:rPr>
@@ -300,7 +300,7 @@
           <w:szCs w:val="24"/>
           <w:lang w:val="sr-Latn-RS"/>
         </w:rPr>
-        <w:t xml:space="preserve">{{</w:t>
+        <w:t xml:space="preserve">{{ lawyer.address }}</w:t>
       </w:r>
       <w:r>
         <w:rPr>
@@ -309,7 +309,7 @@
           <w:szCs w:val="24"/>
           <w:lang w:val="sr-Latn-RS"/>
         </w:rPr>
-        <w:t xml:space="preserve"> lawyer.address </w:t>
+        <w:t xml:space="preserve"/>
       </w:r>
       <w:r>
         <w:rPr>
@@ -318,7 +318,7 @@
           <w:szCs w:val="24"/>
           <w:lang w:val="sr-Latn-RS"/>
         </w:rPr>
-        <w:t xml:space="preserve">}}</w:t>
+        <w:t xml:space="preserve"/>
       </w:r>
       <w:r>
         <w:rPr>
@@ -420,23 +420,23 @@
           <w:sz w:val="24"/>
           <w:szCs w:val="24"/>
         </w:rPr>
-        <w:t xml:space="preserve">{{ defendant.name }} {{ </w:t>
-      </w:r>
-      <w:r>
-        <w:rPr>
-          <w:rFonts w:ascii="Times New Roman" w:hAnsi="Times New Roman" w:cs="Times New Roman"/>
-          <w:sz w:val="24"/>
-          <w:szCs w:val="24"/>
-        </w:rPr>
-        <w:t xml:space="preserve">defendant.address</w:t>
-      </w:r>
-      <w:r>
-        <w:rPr>
-          <w:rFonts w:ascii="Times New Roman" w:hAnsi="Times New Roman" w:cs="Times New Roman"/>
-          <w:sz w:val="24"/>
-          <w:szCs w:val="24"/>
-        </w:rPr>
-        <w:t xml:space="preserve"> }}</w:t>
+        <w:t xml:space="preserve">{{ defendant.name }} {{ defendant.address }}</w:t>
+      </w:r>
+      <w:r>
+        <w:rPr>
+          <w:rFonts w:ascii="Times New Roman" w:hAnsi="Times New Roman" w:cs="Times New Roman"/>
+          <w:sz w:val="24"/>
+          <w:szCs w:val="24"/>
+        </w:rPr>
+        <w:t xml:space="preserve"/>
+      </w:r>
+      <w:r>
+        <w:rPr>
+          <w:rFonts w:ascii="Times New Roman" w:hAnsi="Times New Roman" w:cs="Times New Roman"/>
+          <w:sz w:val="24"/>
+          <w:szCs w:val="24"/>
+        </w:rPr>
+        <w:t xml:space="preserve"/>
       </w:r>
       <w:r>
         <w:rPr>
@@ -543,15 +543,15 @@
           <w:szCs w:val="24"/>
           <w:lang w:val="sr-Cyrl-RS"/>
         </w:rPr>
-        <w:t xml:space="preserve">{% </w:t>
-      </w:r>
-      <w:r>
-        <w:rPr>
-          <w:rFonts w:ascii="Times New Roman" w:hAnsi="Times New Roman" w:cs="Times New Roman"/>
-          <w:sz w:val="24"/>
-          <w:szCs w:val="24"/>
-        </w:rPr>
-        <w:t xml:space="preserve">if</w:t>
+        <w:t xml:space="preserve">{% if opt_divorce %}</w:t>
+      </w:r>
+      <w:r>
+        <w:rPr>
+          <w:rFonts w:ascii="Times New Roman" w:hAnsi="Times New Roman" w:cs="Times New Roman"/>
+          <w:sz w:val="24"/>
+          <w:szCs w:val="24"/>
+        </w:rPr>
+        <w:t xml:space="preserve"/>
       </w:r>
       <w:r>
         <w:rPr>
@@ -560,15 +560,15 @@
           <w:szCs w:val="24"/>
           <w:lang w:val="sr-Cyrl-RS"/>
         </w:rPr>
-        <w:t xml:space="preserve"> </w:t>
-      </w:r>
-      <w:r>
-        <w:rPr>
-          <w:rFonts w:ascii="Times New Roman" w:hAnsi="Times New Roman" w:cs="Times New Roman"/>
-          <w:sz w:val="24"/>
-          <w:szCs w:val="24"/>
-        </w:rPr>
-        <w:t xml:space="preserve">opt</w:t>
+        <w:t xml:space="preserve"/>
+      </w:r>
+      <w:r>
+        <w:rPr>
+          <w:rFonts w:ascii="Times New Roman" w:hAnsi="Times New Roman" w:cs="Times New Roman"/>
+          <w:sz w:val="24"/>
+          <w:szCs w:val="24"/>
+        </w:rPr>
+        <w:t xml:space="preserve"/>
       </w:r>
       <w:r>
         <w:rPr>
@@ -577,15 +577,15 @@
           <w:szCs w:val="24"/>
           <w:lang w:val="sr-Cyrl-RS"/>
         </w:rPr>
-        <w:t xml:space="preserve">_</w:t>
-      </w:r>
-      <w:r>
-        <w:rPr>
-          <w:rFonts w:ascii="Times New Roman" w:hAnsi="Times New Roman" w:cs="Times New Roman"/>
-          <w:sz w:val="24"/>
-          <w:szCs w:val="24"/>
-        </w:rPr>
-        <w:t xml:space="preserve">divorce</w:t>
+        <w:t xml:space="preserve"/>
+      </w:r>
+      <w:r>
+        <w:rPr>
+          <w:rFonts w:ascii="Times New Roman" w:hAnsi="Times New Roman" w:cs="Times New Roman"/>
+          <w:sz w:val="24"/>
+          <w:szCs w:val="24"/>
+        </w:rPr>
+        <w:t xml:space="preserve"/>
       </w:r>
       <w:r>
         <w:rPr>
@@ -594,7 +594,7 @@
           <w:szCs w:val="24"/>
           <w:lang w:val="sr-Cyrl-RS"/>
         </w:rPr>
-        <w:t xml:space="preserve"> %}</w:t>
+        <w:t xml:space="preserve"/>
       </w:r>
       <w:r>
         <w:rPr>
@@ -662,15 +662,15 @@
           <w:szCs w:val="24"/>
           <w:lang w:val="sr-Cyrl-RS"/>
         </w:rPr>
-        <w:t xml:space="preserve">{% </w:t>
-      </w:r>
-      <w:r>
-        <w:rPr>
-          <w:rFonts w:ascii="Times New Roman" w:hAnsi="Times New Roman" w:cs="Times New Roman"/>
-          <w:sz w:val="24"/>
-          <w:szCs w:val="24"/>
-        </w:rPr>
-        <w:t xml:space="preserve">if</w:t>
+        <w:t xml:space="preserve">{% if opt_parent %}</w:t>
+      </w:r>
+      <w:r>
+        <w:rPr>
+          <w:rFonts w:ascii="Times New Roman" w:hAnsi="Times New Roman" w:cs="Times New Roman"/>
+          <w:sz w:val="24"/>
+          <w:szCs w:val="24"/>
+        </w:rPr>
+        <w:t xml:space="preserve"/>
       </w:r>
       <w:r>
         <w:rPr>
@@ -679,15 +679,15 @@
           <w:szCs w:val="24"/>
           <w:lang w:val="sr-Cyrl-RS"/>
         </w:rPr>
-        <w:t xml:space="preserve"> </w:t>
-      </w:r>
-      <w:r>
-        <w:rPr>
-          <w:rFonts w:ascii="Times New Roman" w:hAnsi="Times New Roman" w:cs="Times New Roman"/>
-          <w:sz w:val="24"/>
-          <w:szCs w:val="24"/>
-        </w:rPr>
-        <w:t xml:space="preserve">opt</w:t>
+        <w:t xml:space="preserve"/>
+      </w:r>
+      <w:r>
+        <w:rPr>
+          <w:rFonts w:ascii="Times New Roman" w:hAnsi="Times New Roman" w:cs="Times New Roman"/>
+          <w:sz w:val="24"/>
+          <w:szCs w:val="24"/>
+        </w:rPr>
+        <w:t xml:space="preserve"/>
       </w:r>
       <w:r>
         <w:rPr>
@@ -696,15 +696,15 @@
           <w:szCs w:val="24"/>
           <w:lang w:val="sr-Cyrl-RS"/>
         </w:rPr>
-        <w:t xml:space="preserve">_</w:t>
-      </w:r>
-      <w:r>
-        <w:rPr>
-          <w:rFonts w:ascii="Times New Roman" w:hAnsi="Times New Roman" w:cs="Times New Roman"/>
-          <w:sz w:val="24"/>
-          <w:szCs w:val="24"/>
-        </w:rPr>
-        <w:t xml:space="preserve">parent</w:t>
+        <w:t xml:space="preserve"/>
+      </w:r>
+      <w:r>
+        <w:rPr>
+          <w:rFonts w:ascii="Times New Roman" w:hAnsi="Times New Roman" w:cs="Times New Roman"/>
+          <w:sz w:val="24"/>
+          <w:szCs w:val="24"/>
+        </w:rPr>
+        <w:t xml:space="preserve"/>
       </w:r>
       <w:r>
         <w:rPr>
@@ -713,7 +713,7 @@
           <w:szCs w:val="24"/>
           <w:lang w:val="sr-Cyrl-RS"/>
         </w:rPr>
-        <w:t xml:space="preserve"> %}</w:t>
+        <w:t xml:space="preserve"/>
       </w:r>
       <w:r>
         <w:rPr>
@@ -799,15 +799,15 @@
           <w:szCs w:val="24"/>
           <w:lang w:val="sr-Cyrl-RS"/>
         </w:rPr>
-        <w:t xml:space="preserve">{% </w:t>
-      </w:r>
-      <w:r>
-        <w:rPr>
-          <w:rFonts w:ascii="Times New Roman" w:hAnsi="Times New Roman" w:cs="Times New Roman"/>
-          <w:sz w:val="24"/>
-          <w:szCs w:val="24"/>
-        </w:rPr>
-        <w:t xml:space="preserve">if</w:t>
+        <w:t xml:space="preserve">{% if opt_doprinosa %}</w:t>
+      </w:r>
+      <w:r>
+        <w:rPr>
+          <w:rFonts w:ascii="Times New Roman" w:hAnsi="Times New Roman" w:cs="Times New Roman"/>
+          <w:sz w:val="24"/>
+          <w:szCs w:val="24"/>
+        </w:rPr>
+        <w:t xml:space="preserve"/>
       </w:r>
       <w:r>
         <w:rPr>
@@ -816,15 +816,15 @@
           <w:szCs w:val="24"/>
           <w:lang w:val="sr-Cyrl-RS"/>
         </w:rPr>
-        <w:t xml:space="preserve"> </w:t>
-      </w:r>
-      <w:r>
-        <w:rPr>
-          <w:rFonts w:ascii="Times New Roman" w:hAnsi="Times New Roman" w:cs="Times New Roman"/>
-          <w:sz w:val="24"/>
-          <w:szCs w:val="24"/>
-        </w:rPr>
-        <w:t xml:space="preserve">opt</w:t>
+        <w:t xml:space="preserve"/>
+      </w:r>
+      <w:r>
+        <w:rPr>
+          <w:rFonts w:ascii="Times New Roman" w:hAnsi="Times New Roman" w:cs="Times New Roman"/>
+          <w:sz w:val="24"/>
+          <w:szCs w:val="24"/>
+        </w:rPr>
+        <w:t xml:space="preserve"/>
       </w:r>
       <w:r>
         <w:rPr>
@@ -833,15 +833,15 @@
           <w:szCs w:val="24"/>
           <w:lang w:val="sr-Cyrl-RS"/>
         </w:rPr>
-        <w:t xml:space="preserve">_</w:t>
-      </w:r>
-      <w:r>
-        <w:rPr>
-          <w:rFonts w:ascii="Times New Roman" w:hAnsi="Times New Roman" w:cs="Times New Roman"/>
-          <w:sz w:val="24"/>
-          <w:szCs w:val="24"/>
-        </w:rPr>
-        <w:t xml:space="preserve">doprinosa</w:t>
+        <w:t xml:space="preserve"/>
+      </w:r>
+      <w:r>
+        <w:rPr>
+          <w:rFonts w:ascii="Times New Roman" w:hAnsi="Times New Roman" w:cs="Times New Roman"/>
+          <w:sz w:val="24"/>
+          <w:szCs w:val="24"/>
+        </w:rPr>
+        <w:t xml:space="preserve"/>
       </w:r>
       <w:r>
         <w:rPr>
@@ -850,7 +850,7 @@
           <w:szCs w:val="24"/>
           <w:lang w:val="sr-Cyrl-RS"/>
         </w:rPr>
-        <w:t xml:space="preserve"> %}</w:t>
+        <w:t xml:space="preserve"/>
       </w:r>
       <w:r>
         <w:rPr>
@@ -900,15 +900,15 @@
           <w:szCs w:val="24"/>
           <w:lang w:val="sr-Cyrl-RS"/>
         </w:rPr>
-        <w:t xml:space="preserve">{% </w:t>
-      </w:r>
-      <w:r>
-        <w:rPr>
-          <w:rFonts w:ascii="Times New Roman" w:hAnsi="Times New Roman" w:cs="Times New Roman"/>
-          <w:sz w:val="24"/>
-          <w:szCs w:val="24"/>
-        </w:rPr>
-        <w:t xml:space="preserve">if</w:t>
+        <w:t xml:space="preserve">{% if opt_merom %}</w:t>
+      </w:r>
+      <w:r>
+        <w:rPr>
+          <w:rFonts w:ascii="Times New Roman" w:hAnsi="Times New Roman" w:cs="Times New Roman"/>
+          <w:sz w:val="24"/>
+          <w:szCs w:val="24"/>
+        </w:rPr>
+        <w:t xml:space="preserve"/>
       </w:r>
       <w:r>
         <w:rPr>
@@ -917,15 +917,15 @@
           <w:szCs w:val="24"/>
           <w:lang w:val="sr-Cyrl-RS"/>
         </w:rPr>
-        <w:t xml:space="preserve"> </w:t>
-      </w:r>
-      <w:r>
-        <w:rPr>
-          <w:rFonts w:ascii="Times New Roman" w:hAnsi="Times New Roman" w:cs="Times New Roman"/>
-          <w:sz w:val="24"/>
-          <w:szCs w:val="24"/>
-        </w:rPr>
-        <w:t xml:space="preserve">opt</w:t>
+        <w:t xml:space="preserve"/>
+      </w:r>
+      <w:r>
+        <w:rPr>
+          <w:rFonts w:ascii="Times New Roman" w:hAnsi="Times New Roman" w:cs="Times New Roman"/>
+          <w:sz w:val="24"/>
+          <w:szCs w:val="24"/>
+        </w:rPr>
+        <w:t xml:space="preserve"/>
       </w:r>
       <w:r>
         <w:rPr>
@@ -934,15 +934,15 @@
           <w:szCs w:val="24"/>
           <w:lang w:val="sr-Cyrl-RS"/>
         </w:rPr>
-        <w:t xml:space="preserve">_</w:t>
-      </w:r>
-      <w:r>
-        <w:rPr>
-          <w:rFonts w:ascii="Times New Roman" w:hAnsi="Times New Roman" w:cs="Times New Roman"/>
-          <w:sz w:val="24"/>
-          <w:szCs w:val="24"/>
-        </w:rPr>
-        <w:t xml:space="preserve">merom</w:t>
+        <w:t xml:space="preserve"/>
+      </w:r>
+      <w:r>
+        <w:rPr>
+          <w:rFonts w:ascii="Times New Roman" w:hAnsi="Times New Roman" w:cs="Times New Roman"/>
+          <w:sz w:val="24"/>
+          <w:szCs w:val="24"/>
+        </w:rPr>
+        <w:t xml:space="preserve"/>
       </w:r>
       <w:r>
         <w:rPr>
@@ -951,7 +951,7 @@
           <w:szCs w:val="24"/>
           <w:lang w:val="sr-Cyrl-RS"/>
         </w:rPr>
-        <w:t xml:space="preserve"> %}</w:t>
+        <w:t xml:space="preserve"/>
       </w:r>
       <w:r>
         <w:rPr>
@@ -1052,7 +1052,7 @@
           <w:szCs w:val="24"/>
           <w:lang w:val="sr-Cyrl-RS"/>
         </w:rPr>
-        <w:t xml:space="preserve">{% </w:t>
+        <w:t xml:space="preserve">{% if opt_divorce %}</w:t>
       </w:r>
       <w:r>
         <w:rPr>
@@ -1064,7 +1064,7 @@
           <w:szCs w:val="24"/>
           <w:lang w:val="sl-SI"/>
         </w:rPr>
-        <w:t xml:space="preserve">if</w:t>
+        <w:t xml:space="preserve"/>
       </w:r>
       <w:r>
         <w:rPr>
@@ -1076,7 +1076,7 @@
           <w:szCs w:val="24"/>
           <w:lang w:val="sr-Cyrl-RS"/>
         </w:rPr>
-        <w:t xml:space="preserve"> </w:t>
+        <w:t xml:space="preserve"/>
       </w:r>
       <w:r>
         <w:rPr>
@@ -1088,7 +1088,7 @@
           <w:szCs w:val="24"/>
           <w:lang w:val="sl-SI"/>
         </w:rPr>
-        <w:t xml:space="preserve">opt</w:t>
+        <w:t xml:space="preserve"/>
       </w:r>
       <w:r>
         <w:rPr>
@@ -1100,7 +1100,7 @@
           <w:szCs w:val="24"/>
           <w:lang w:val="sr-Cyrl-RS"/>
         </w:rPr>
-        <w:t xml:space="preserve">_</w:t>
+        <w:t xml:space="preserve"/>
       </w:r>
       <w:r>
         <w:rPr>
@@ -1112,7 +1112,7 @@
           <w:szCs w:val="24"/>
           <w:lang w:val="sl-SI"/>
         </w:rPr>
-        <w:t xml:space="preserve">divorce</w:t>
+        <w:t xml:space="preserve"/>
       </w:r>
       <w:r>
         <w:rPr>
@@ -1124,7 +1124,7 @@
           <w:szCs w:val="24"/>
           <w:lang w:val="sr-Cyrl-RS"/>
         </w:rPr>
-        <w:t xml:space="preserve"> %}</w:t>
+        <w:t xml:space="preserve"/>
       </w:r>
       <w:r>
         <w:rPr>
@@ -1168,7 +1168,7 @@
           <w:szCs w:val="24"/>
           <w:lang w:val="sr-Cyrl-RS"/>
         </w:rPr>
-        <w:t xml:space="preserve">{{ </w:t>
+        <w:t xml:space="preserve">{{ lawyer.name }}</w:t>
       </w:r>
       <w:r>
         <w:rPr>
@@ -1177,7 +1177,7 @@
           <w:szCs w:val="24"/>
           <w:lang w:val="sl-SI"/>
         </w:rPr>
-        <w:t xml:space="preserve">lawyer</w:t>
+        <w:t xml:space="preserve"/>
       </w:r>
       <w:r>
         <w:rPr>
@@ -1186,7 +1186,7 @@
           <w:szCs w:val="24"/>
           <w:lang w:val="sr-Cyrl-RS"/>
         </w:rPr>
-        <w:t xml:space="preserve">.</w:t>
+        <w:t xml:space="preserve"/>
       </w:r>
       <w:r>
         <w:rPr>
@@ -1195,7 +1195,7 @@
           <w:szCs w:val="24"/>
           <w:lang w:val="sl-SI"/>
         </w:rPr>
-        <w:t xml:space="preserve">name</w:t>
+        <w:t xml:space="preserve"/>
       </w:r>
       <w:r>
         <w:rPr>
@@ -1204,7 +1204,7 @@
           <w:szCs w:val="24"/>
           <w:lang w:val="sr-Cyrl-RS"/>
         </w:rPr>
-        <w:t xml:space="preserve"> }} </w:t>
+        <w:t xml:space="preserve"> </w:t>
       </w:r>
       <w:r>
         <w:rPr>
@@ -1213,7 +1213,7 @@
           <w:szCs w:val="24"/>
           <w:lang w:val="sr-Latn-RS"/>
         </w:rPr>
-        <w:t xml:space="preserve">{{</w:t>
+        <w:t xml:space="preserve">{{ lawyer.address }}</w:t>
       </w:r>
       <w:r>
         <w:rPr>
@@ -1222,7 +1222,7 @@
           <w:szCs w:val="24"/>
           <w:lang w:val="sr-Latn-RS"/>
         </w:rPr>
-        <w:t xml:space="preserve"> lawyer.address </w:t>
+        <w:t xml:space="preserve"/>
       </w:r>
       <w:r>
         <w:rPr>
@@ -1231,7 +1231,7 @@
           <w:szCs w:val="24"/>
           <w:lang w:val="sr-Latn-RS"/>
         </w:rPr>
-        <w:t xml:space="preserve">}}</w:t>
+        <w:t xml:space="preserve"/>
       </w:r>
       <w:r>
         <w:rPr>
@@ -1405,15 +1405,15 @@
           <w:szCs w:val="24"/>
           <w:lang w:val="sr-Cyrl-RS"/>
         </w:rPr>
-        <w:t xml:space="preserve">{{ </w:t>
-      </w:r>
-      <w:r>
-        <w:rPr>
-          <w:rFonts w:ascii="Times New Roman" w:hAnsi="Times New Roman" w:cs="Times New Roman"/>
-          <w:sz w:val="24"/>
-          <w:szCs w:val="24"/>
-        </w:rPr>
-        <w:t xml:space="preserve">date</w:t>
+        <w:t xml:space="preserve">{{ date_marriage }}</w:t>
+      </w:r>
+      <w:r>
+        <w:rPr>
+          <w:rFonts w:ascii="Times New Roman" w:hAnsi="Times New Roman" w:cs="Times New Roman"/>
+          <w:sz w:val="24"/>
+          <w:szCs w:val="24"/>
+        </w:rPr>
+        <w:t xml:space="preserve"/>
       </w:r>
       <w:r>
         <w:rPr>
@@ -1422,15 +1422,15 @@
           <w:szCs w:val="24"/>
           <w:lang w:val="sr-Cyrl-RS"/>
         </w:rPr>
-        <w:t xml:space="preserve">_</w:t>
-      </w:r>
-      <w:r>
-        <w:rPr>
-          <w:rFonts w:ascii="Times New Roman" w:hAnsi="Times New Roman" w:cs="Times New Roman"/>
-          <w:sz w:val="24"/>
-          <w:szCs w:val="24"/>
-        </w:rPr>
-        <w:t xml:space="preserve">marriage</w:t>
+        <w:t xml:space="preserve"/>
+      </w:r>
+      <w:r>
+        <w:rPr>
+          <w:rFonts w:ascii="Times New Roman" w:hAnsi="Times New Roman" w:cs="Times New Roman"/>
+          <w:sz w:val="24"/>
+          <w:szCs w:val="24"/>
+        </w:rPr>
+        <w:t xml:space="preserve"/>
       </w:r>
       <w:r>
         <w:rPr>
@@ -1439,7 +1439,7 @@
           <w:szCs w:val="24"/>
           <w:lang w:val="sr-Cyrl-RS"/>
         </w:rPr>
-        <w:t xml:space="preserve"> }}</w:t>
+        <w:t xml:space="preserve"/>
       </w:r>
       <w:r>
         <w:rPr>
@@ -1457,15 +1457,15 @@
           <w:szCs w:val="24"/>
           <w:lang w:val="sr-Cyrl-RS"/>
         </w:rPr>
-        <w:t xml:space="preserve"> {{ </w:t>
-      </w:r>
-      <w:r>
-        <w:rPr>
-          <w:rFonts w:ascii="Times New Roman" w:hAnsi="Times New Roman" w:cs="Times New Roman"/>
-          <w:sz w:val="24"/>
-          <w:szCs w:val="24"/>
-        </w:rPr>
-        <w:t xml:space="preserve">place</w:t>
+        <w:t xml:space="preserve"> {{ place_marriage }}</w:t>
+      </w:r>
+      <w:r>
+        <w:rPr>
+          <w:rFonts w:ascii="Times New Roman" w:hAnsi="Times New Roman" w:cs="Times New Roman"/>
+          <w:sz w:val="24"/>
+          <w:szCs w:val="24"/>
+        </w:rPr>
+        <w:t xml:space="preserve"/>
       </w:r>
       <w:r>
         <w:rPr>
@@ -1474,15 +1474,15 @@
           <w:szCs w:val="24"/>
           <w:lang w:val="sr-Cyrl-RS"/>
         </w:rPr>
-        <w:t xml:space="preserve">_</w:t>
-      </w:r>
-      <w:r>
-        <w:rPr>
-          <w:rFonts w:ascii="Times New Roman" w:hAnsi="Times New Roman" w:cs="Times New Roman"/>
-          <w:sz w:val="24"/>
-          <w:szCs w:val="24"/>
-        </w:rPr>
-        <w:t xml:space="preserve">marriage</w:t>
+        <w:t xml:space="preserve"/>
+      </w:r>
+      <w:r>
+        <w:rPr>
+          <w:rFonts w:ascii="Times New Roman" w:hAnsi="Times New Roman" w:cs="Times New Roman"/>
+          <w:sz w:val="24"/>
+          <w:szCs w:val="24"/>
+        </w:rPr>
+        <w:t xml:space="preserve"/>
       </w:r>
       <w:r>
         <w:rPr>
@@ -1491,7 +1491,7 @@
           <w:szCs w:val="24"/>
           <w:lang w:val="sr-Cyrl-RS"/>
         </w:rPr>
-        <w:t xml:space="preserve"> }}</w:t>
+        <w:t xml:space="preserve"/>
       </w:r>
       <w:r>
         <w:rPr>
@@ -1509,15 +1509,15 @@
           <w:szCs w:val="24"/>
           <w:lang w:val="sr-Cyrl-RS"/>
         </w:rPr>
-        <w:t xml:space="preserve"> {{ </w:t>
-      </w:r>
-      <w:r>
-        <w:rPr>
-          <w:rFonts w:ascii="Times New Roman" w:hAnsi="Times New Roman" w:cs="Times New Roman"/>
-          <w:sz w:val="24"/>
-          <w:szCs w:val="24"/>
-        </w:rPr>
-        <w:t xml:space="preserve">place</w:t>
+        <w:t xml:space="preserve"> {{ place_marriage }}</w:t>
+      </w:r>
+      <w:r>
+        <w:rPr>
+          <w:rFonts w:ascii="Times New Roman" w:hAnsi="Times New Roman" w:cs="Times New Roman"/>
+          <w:sz w:val="24"/>
+          <w:szCs w:val="24"/>
+        </w:rPr>
+        <w:t xml:space="preserve"/>
       </w:r>
       <w:r>
         <w:rPr>
@@ -1526,15 +1526,15 @@
           <w:szCs w:val="24"/>
           <w:lang w:val="sr-Cyrl-RS"/>
         </w:rPr>
-        <w:t xml:space="preserve">_</w:t>
-      </w:r>
-      <w:r>
-        <w:rPr>
-          <w:rFonts w:ascii="Times New Roman" w:hAnsi="Times New Roman" w:cs="Times New Roman"/>
-          <w:sz w:val="24"/>
-          <w:szCs w:val="24"/>
-        </w:rPr>
-        <w:t xml:space="preserve">marriage</w:t>
+        <w:t xml:space="preserve"/>
+      </w:r>
+      <w:r>
+        <w:rPr>
+          <w:rFonts w:ascii="Times New Roman" w:hAnsi="Times New Roman" w:cs="Times New Roman"/>
+          <w:sz w:val="24"/>
+          <w:szCs w:val="24"/>
+        </w:rPr>
+        <w:t xml:space="preserve"/>
       </w:r>
       <w:r>
         <w:rPr>
@@ -1543,7 +1543,7 @@
           <w:szCs w:val="24"/>
           <w:lang w:val="sr-Cyrl-RS"/>
         </w:rPr>
-        <w:t xml:space="preserve"> }}</w:t>
+        <w:t xml:space="preserve"/>
       </w:r>
       <w:r>
         <w:rPr>
@@ -1561,15 +1561,15 @@
           <w:szCs w:val="24"/>
           <w:lang w:val="sr-Cyrl-RS"/>
         </w:rPr>
-        <w:t xml:space="preserve"> {{ </w:t>
-      </w:r>
-      <w:r>
-        <w:rPr>
-          <w:rFonts w:ascii="Times New Roman" w:hAnsi="Times New Roman" w:cs="Times New Roman"/>
-          <w:sz w:val="24"/>
-          <w:szCs w:val="24"/>
-        </w:rPr>
-        <w:t xml:space="preserve">cert</w:t>
+        <w:t xml:space="preserve"> {{ cert_marriage }}</w:t>
+      </w:r>
+      <w:r>
+        <w:rPr>
+          <w:rFonts w:ascii="Times New Roman" w:hAnsi="Times New Roman" w:cs="Times New Roman"/>
+          <w:sz w:val="24"/>
+          <w:szCs w:val="24"/>
+        </w:rPr>
+        <w:t xml:space="preserve"/>
       </w:r>
       <w:r>
         <w:rPr>
@@ -1578,15 +1578,15 @@
           <w:szCs w:val="24"/>
           <w:lang w:val="sr-Cyrl-RS"/>
         </w:rPr>
-        <w:t xml:space="preserve">_</w:t>
-      </w:r>
-      <w:r>
-        <w:rPr>
-          <w:rFonts w:ascii="Times New Roman" w:hAnsi="Times New Roman" w:cs="Times New Roman"/>
-          <w:sz w:val="24"/>
-          <w:szCs w:val="24"/>
-        </w:rPr>
-        <w:t xml:space="preserve">marriage</w:t>
+        <w:t xml:space="preserve"/>
+      </w:r>
+      <w:r>
+        <w:rPr>
+          <w:rFonts w:ascii="Times New Roman" w:hAnsi="Times New Roman" w:cs="Times New Roman"/>
+          <w:sz w:val="24"/>
+          <w:szCs w:val="24"/>
+        </w:rPr>
+        <w:t xml:space="preserve"/>
       </w:r>
       <w:r>
         <w:rPr>
@@ -1595,7 +1595,7 @@
           <w:szCs w:val="24"/>
           <w:lang w:val="sr-Cyrl-RS"/>
         </w:rPr>
-        <w:t xml:space="preserve"> }}</w:t>
+        <w:t xml:space="preserve"/>
       </w:r>
       <w:r>
         <w:rPr>
@@ -1889,7 +1889,7 @@
           <w:szCs w:val="24"/>
           <w:lang w:val="sr-Cyrl-RS"/>
         </w:rPr>
-        <w:t xml:space="preserve">{% </w:t>
+        <w:t xml:space="preserve">{% if opt_parent %}</w:t>
       </w:r>
       <w:r>
         <w:rPr>
@@ -1901,7 +1901,7 @@
           <w:szCs w:val="24"/>
           <w:lang w:val="sr-Latn-RS"/>
         </w:rPr>
-        <w:t xml:space="preserve">if</w:t>
+        <w:t xml:space="preserve"/>
       </w:r>
       <w:r>
         <w:rPr>
@@ -1913,7 +1913,7 @@
           <w:szCs w:val="24"/>
           <w:lang w:val="sr-Cyrl-RS"/>
         </w:rPr>
-        <w:t xml:space="preserve"> </w:t>
+        <w:t xml:space="preserve"/>
       </w:r>
       <w:r>
         <w:rPr>
@@ -1925,7 +1925,7 @@
           <w:szCs w:val="24"/>
           <w:lang w:val="sr-Latn-RS"/>
         </w:rPr>
-        <w:t xml:space="preserve">opt</w:t>
+        <w:t xml:space="preserve"/>
       </w:r>
       <w:r>
         <w:rPr>
@@ -1937,7 +1937,7 @@
           <w:szCs w:val="24"/>
           <w:lang w:val="sr-Cyrl-RS"/>
         </w:rPr>
-        <w:t xml:space="preserve">_</w:t>
+        <w:t xml:space="preserve"/>
       </w:r>
       <w:r>
         <w:rPr>
@@ -1949,7 +1949,7 @@
           <w:szCs w:val="24"/>
           <w:lang w:val="sr-Latn-RS"/>
         </w:rPr>
-        <w:t xml:space="preserve">parent</w:t>
+        <w:t xml:space="preserve"/>
       </w:r>
       <w:r>
         <w:rPr>
@@ -1961,7 +1961,7 @@
           <w:szCs w:val="24"/>
           <w:lang w:val="sr-Cyrl-RS"/>
         </w:rPr>
-        <w:t xml:space="preserve"> %}</w:t>
+        <w:t xml:space="preserve"/>
       </w:r>
       <w:r>
         <w:rPr>
@@ -2059,15 +2059,15 @@
           <w:szCs w:val="24"/>
           <w:lang w:val="ru-RU"/>
         </w:rPr>
-        <w:t xml:space="preserve"> {{ </w:t>
-      </w:r>
-      <w:r>
-        <w:rPr>
-          <w:rFonts w:ascii="Times New Roman" w:hAnsi="Times New Roman" w:cs="Times New Roman"/>
-          <w:sz w:val="24"/>
-          <w:szCs w:val="24"/>
-        </w:rPr>
-        <w:t xml:space="preserve">child</w:t>
+        <w:t xml:space="preserve"> {{ child_amount }}</w:t>
+      </w:r>
+      <w:r>
+        <w:rPr>
+          <w:rFonts w:ascii="Times New Roman" w:hAnsi="Times New Roman" w:cs="Times New Roman"/>
+          <w:sz w:val="24"/>
+          <w:szCs w:val="24"/>
+        </w:rPr>
+        <w:t xml:space="preserve"/>
       </w:r>
       <w:r>
         <w:rPr>
@@ -2076,15 +2076,15 @@
           <w:szCs w:val="24"/>
           <w:lang w:val="ru-RU"/>
         </w:rPr>
-        <w:t xml:space="preserve">_</w:t>
-      </w:r>
-      <w:r>
-        <w:rPr>
-          <w:rFonts w:ascii="Times New Roman" w:hAnsi="Times New Roman" w:cs="Times New Roman"/>
-          <w:sz w:val="24"/>
-          <w:szCs w:val="24"/>
-        </w:rPr>
-        <w:t xml:space="preserve">amount</w:t>
+        <w:t xml:space="preserve"/>
+      </w:r>
+      <w:r>
+        <w:rPr>
+          <w:rFonts w:ascii="Times New Roman" w:hAnsi="Times New Roman" w:cs="Times New Roman"/>
+          <w:sz w:val="24"/>
+          <w:szCs w:val="24"/>
+        </w:rPr>
+        <w:t xml:space="preserve"/>
       </w:r>
       <w:r>
         <w:rPr>
@@ -2093,7 +2093,7 @@
           <w:szCs w:val="24"/>
           <w:lang w:val="ru-RU"/>
         </w:rPr>
-        <w:t xml:space="preserve"> }}.</w:t>
+        <w:t xml:space="preserve">.</w:t>
       </w:r>
       <w:r>
         <w:rPr>
@@ -2151,7 +2151,7 @@
                 <w:sz w:val="24"/>
                 <w:szCs w:val="24"/>
               </w:rPr>
-              <w:t xml:space="preserve">{{ </w:t>
+              <w:t xml:space="preserve">{{ child_names }}</w:t>
             </w:r>
             <w:r>
               <w:rPr>
@@ -2159,7 +2159,7 @@
                 <w:sz w:val="24"/>
                 <w:szCs w:val="24"/>
               </w:rPr>
-              <w:t xml:space="preserve">child</w:t>
+              <w:t xml:space="preserve"/>
             </w:r>
             <w:r>
               <w:rPr>
@@ -2167,7 +2167,7 @@
                 <w:sz w:val="24"/>
                 <w:szCs w:val="24"/>
               </w:rPr>
-              <w:t xml:space="preserve">_names</w:t>
+              <w:t xml:space="preserve"/>
             </w:r>
             <w:r>
               <w:rPr>
@@ -2175,7 +2175,7 @@
                 <w:sz w:val="24"/>
                 <w:szCs w:val="24"/>
               </w:rPr>
-              <w:t xml:space="preserve"> }}</w:t>
+              <w:t xml:space="preserve"/>
             </w:r>
             <w:r>
               <w:rPr>
@@ -2214,7 +2214,7 @@
                 <w:sz w:val="24"/>
                 <w:szCs w:val="24"/>
               </w:rPr>
-              <w:t xml:space="preserve">{{ </w:t>
+              <w:t xml:space="preserve">{{ child_jmbg }}</w:t>
             </w:r>
             <w:r>
               <w:rPr>
@@ -2222,7 +2222,7 @@
                 <w:sz w:val="24"/>
                 <w:szCs w:val="24"/>
               </w:rPr>
-              <w:t xml:space="preserve">child</w:t>
+              <w:t xml:space="preserve"/>
             </w:r>
             <w:r>
               <w:rPr>
@@ -2230,7 +2230,7 @@
                 <w:sz w:val="24"/>
                 <w:szCs w:val="24"/>
               </w:rPr>
-              <w:t xml:space="preserve">_jmbg</w:t>
+              <w:t xml:space="preserve"/>
             </w:r>
             <w:r>
               <w:rPr>
@@ -2238,7 +2238,7 @@
                 <w:sz w:val="24"/>
                 <w:szCs w:val="24"/>
               </w:rPr>
-              <w:t xml:space="preserve"> }}</w:t>
+              <w:t xml:space="preserve"/>
             </w:r>
             <w:r>
               <w:rPr>
@@ -2485,7 +2485,7 @@
                 <w:sz w:val="24"/>
                 <w:szCs w:val="24"/>
               </w:rPr>
-              <w:t xml:space="preserve">{{ </w:t>
+              <w:t xml:space="preserve">{{ lawsuit_child }}</w:t>
             </w:r>
             <w:r>
               <w:rPr>
@@ -2493,7 +2493,7 @@
                 <w:sz w:val="24"/>
                 <w:szCs w:val="24"/>
               </w:rPr>
-              <w:t xml:space="preserve">lawsuit</w:t>
+              <w:t xml:space="preserve"/>
             </w:r>
             <w:r>
               <w:rPr>
@@ -2501,7 +2501,7 @@
                 <w:sz w:val="24"/>
                 <w:szCs w:val="24"/>
               </w:rPr>
-              <w:t xml:space="preserve">_child</w:t>
+              <w:t xml:space="preserve"/>
             </w:r>
             <w:r>
               <w:rPr>
@@ -2509,7 +2509,7 @@
                 <w:sz w:val="24"/>
                 <w:szCs w:val="24"/>
               </w:rPr>
-              <w:t xml:space="preserve"> }}</w:t>
+              <w:t xml:space="preserve"/>
             </w:r>
             <w:r>
               <w:rPr>
@@ -2596,7 +2596,7 @@
                 <w:sz w:val="24"/>
                 <w:szCs w:val="24"/>
               </w:rPr>
-              <w:t xml:space="preserve">{{ lawsuit</w:t>
+              <w:t xml:space="preserve">{{ lawsuit_child2 }}</w:t>
             </w:r>
             <w:r>
               <w:rPr>
@@ -2604,7 +2604,7 @@
                 <w:sz w:val="24"/>
                 <w:szCs w:val="24"/>
               </w:rPr>
-              <w:t xml:space="preserve">_child2 }}</w:t>
+              <w:t xml:space="preserve"/>
             </w:r>
             <w:r>
               <w:rPr>
@@ -2682,10 +2682,10 @@
               <w:rPr/>
             </w:pPr>
             <w:r>
-              <w:t xml:space="preserve">{{ lawsuit</w:t>
+              <w:t xml:space="preserve">{{ lawsuit_child3 }}</w:t>
             </w:r>
             <w:r>
-              <w:t xml:space="preserve">_child3 }}</w:t>
+              <w:t xml:space="preserve"/>
             </w:r>
             <w:r/>
           </w:p>
@@ -2781,7 +2781,7 @@
           <w:szCs w:val="24"/>
           <w:lang w:val="sr-Cyrl-RS"/>
         </w:rPr>
-        <w:t xml:space="preserve">{% </w:t>
+        <w:t xml:space="preserve">{% if opt_doprinosa %}</w:t>
       </w:r>
       <w:r>
         <w:rPr>
@@ -2792,7 +2792,7 @@
           <w:sz w:val="24"/>
           <w:szCs w:val="24"/>
         </w:rPr>
-        <w:t xml:space="preserve">if</w:t>
+        <w:t xml:space="preserve"/>
       </w:r>
       <w:r>
         <w:rPr>
@@ -2804,7 +2804,7 @@
           <w:szCs w:val="24"/>
           <w:lang w:val="sr-Cyrl-RS"/>
         </w:rPr>
-        <w:t xml:space="preserve"> </w:t>
+        <w:t xml:space="preserve"/>
       </w:r>
       <w:r>
         <w:rPr>
@@ -2815,7 +2815,7 @@
           <w:sz w:val="24"/>
           <w:szCs w:val="24"/>
         </w:rPr>
-        <w:t xml:space="preserve">opt</w:t>
+        <w:t xml:space="preserve"/>
       </w:r>
       <w:r>
         <w:rPr>
@@ -2827,7 +2827,7 @@
           <w:szCs w:val="24"/>
           <w:lang w:val="sr-Cyrl-RS"/>
         </w:rPr>
-        <w:t xml:space="preserve">_</w:t>
+        <w:t xml:space="preserve"/>
       </w:r>
       <w:r>
         <w:rPr>
@@ -2838,7 +2838,7 @@
           <w:sz w:val="24"/>
           <w:szCs w:val="24"/>
         </w:rPr>
-        <w:t xml:space="preserve">doprinosa</w:t>
+        <w:t xml:space="preserve"/>
       </w:r>
       <w:r>
         <w:rPr>
@@ -2850,7 +2850,7 @@
           <w:szCs w:val="24"/>
           <w:lang w:val="sr-Cyrl-RS"/>
         </w:rPr>
-        <w:t xml:space="preserve"> %}</w:t>
+        <w:t xml:space="preserve"/>
       </w:r>
       <w:r>
         <w:rPr>
@@ -2907,7 +2907,7 @@
                 <w:sz w:val="24"/>
                 <w:szCs w:val="24"/>
               </w:rPr>
-              <w:t xml:space="preserve">{{ </w:t>
+              <w:t xml:space="preserve">{{ lawsuit_doprinosa }}</w:t>
             </w:r>
             <w:r>
               <w:rPr>
@@ -2915,7 +2915,7 @@
                 <w:sz w:val="24"/>
                 <w:szCs w:val="24"/>
               </w:rPr>
-              <w:t xml:space="preserve">lawsuit</w:t>
+              <w:t xml:space="preserve"/>
             </w:r>
             <w:r>
               <w:rPr>
@@ -2923,7 +2923,7 @@
                 <w:sz w:val="24"/>
                 <w:szCs w:val="24"/>
               </w:rPr>
-              <w:t xml:space="preserve">_dop</w:t>
+              <w:t xml:space="preserve"/>
             </w:r>
             <w:r>
               <w:rPr>
@@ -2931,7 +2931,7 @@
                 <w:sz w:val="24"/>
                 <w:szCs w:val="24"/>
               </w:rPr>
-              <w:t xml:space="preserve">r</w:t>
+              <w:t xml:space="preserve"/>
             </w:r>
             <w:r>
               <w:rPr>
@@ -2939,7 +2939,7 @@
                 <w:sz w:val="24"/>
                 <w:szCs w:val="24"/>
               </w:rPr>
-              <w:t xml:space="preserve">inosa</w:t>
+              <w:t xml:space="preserve"/>
             </w:r>
             <w:r>
               <w:rPr>
@@ -2947,7 +2947,7 @@
                 <w:sz w:val="24"/>
                 <w:szCs w:val="24"/>
               </w:rPr>
-              <w:t xml:space="preserve"> }}</w:t>
+              <w:t xml:space="preserve"/>
             </w:r>
             <w:r>
               <w:rPr>
@@ -3044,7 +3044,7 @@
                 <w:sz w:val="24"/>
                 <w:szCs w:val="24"/>
               </w:rPr>
-              <w:t xml:space="preserve">{{ lawsuit</w:t>
+              <w:t xml:space="preserve">{{ lawsuit_doprinosa2 }}</w:t>
             </w:r>
             <w:r>
               <w:rPr>
@@ -3052,7 +3052,7 @@
                 <w:sz w:val="24"/>
                 <w:szCs w:val="24"/>
               </w:rPr>
-              <w:t xml:space="preserve">_dop</w:t>
+              <w:t xml:space="preserve"/>
             </w:r>
             <w:r>
               <w:rPr>
@@ -3060,7 +3060,7 @@
                 <w:sz w:val="24"/>
                 <w:szCs w:val="24"/>
               </w:rPr>
-              <w:t xml:space="preserve">r</w:t>
+              <w:t xml:space="preserve"/>
             </w:r>
             <w:r>
               <w:rPr>
@@ -3068,7 +3068,7 @@
                 <w:sz w:val="24"/>
                 <w:szCs w:val="24"/>
               </w:rPr>
-              <w:t xml:space="preserve">inosa</w:t>
+              <w:t xml:space="preserve"/>
             </w:r>
             <w:r>
               <w:rPr>
@@ -3076,7 +3076,7 @@
                 <w:sz w:val="24"/>
                 <w:szCs w:val="24"/>
               </w:rPr>
-              <w:t xml:space="preserve">2</w:t>
+              <w:t xml:space="preserve"/>
             </w:r>
             <w:r>
               <w:rPr>
@@ -3084,7 +3084,7 @@
                 <w:sz w:val="24"/>
                 <w:szCs w:val="24"/>
               </w:rPr>
-              <w:t xml:space="preserve"> }}</w:t>
+              <w:t xml:space="preserve"/>
             </w:r>
             <w:r>
               <w:rPr>
@@ -3405,7 +3405,7 @@
           <w:szCs w:val="24"/>
           <w:lang w:val="sr-Cyrl-RS"/>
         </w:rPr>
-        <w:t xml:space="preserve">{% </w:t>
+        <w:t xml:space="preserve">{% if opt_divorce %}</w:t>
       </w:r>
       <w:r>
         <w:rPr>
@@ -3417,7 +3417,7 @@
           <w:szCs w:val="24"/>
           <w:lang w:val="sl-SI"/>
         </w:rPr>
-        <w:t xml:space="preserve">if</w:t>
+        <w:t xml:space="preserve"/>
       </w:r>
       <w:r>
         <w:rPr>
@@ -3429,7 +3429,7 @@
           <w:szCs w:val="24"/>
           <w:lang w:val="sr-Cyrl-RS"/>
         </w:rPr>
-        <w:t xml:space="preserve"> </w:t>
+        <w:t xml:space="preserve"/>
       </w:r>
       <w:r>
         <w:rPr>
@@ -3441,7 +3441,7 @@
           <w:szCs w:val="24"/>
           <w:lang w:val="sl-SI"/>
         </w:rPr>
-        <w:t xml:space="preserve">opt</w:t>
+        <w:t xml:space="preserve"/>
       </w:r>
       <w:r>
         <w:rPr>
@@ -3453,7 +3453,7 @@
           <w:szCs w:val="24"/>
           <w:lang w:val="sr-Cyrl-RS"/>
         </w:rPr>
-        <w:t xml:space="preserve">_</w:t>
+        <w:t xml:space="preserve"/>
       </w:r>
       <w:r>
         <w:rPr>
@@ -3465,7 +3465,7 @@
           <w:szCs w:val="24"/>
           <w:lang w:val="sl-SI"/>
         </w:rPr>
-        <w:t xml:space="preserve">divorce</w:t>
+        <w:t xml:space="preserve"/>
       </w:r>
       <w:r>
         <w:rPr>
@@ -3477,7 +3477,7 @@
           <w:szCs w:val="24"/>
           <w:lang w:val="sr-Cyrl-RS"/>
         </w:rPr>
-        <w:t xml:space="preserve"> %}</w:t>
+        <w:t xml:space="preserve"/>
       </w:r>
       <w:r>
         <w:rPr>
@@ -3774,7 +3774,7 @@
           <w:szCs w:val="24"/>
           <w:lang w:val="sr-Cyrl-RS"/>
         </w:rPr>
-        <w:t xml:space="preserve">{% </w:t>
+        <w:t xml:space="preserve">{% if opt_parent %}</w:t>
       </w:r>
       <w:r>
         <w:rPr>
@@ -3786,7 +3786,7 @@
           <w:szCs w:val="24"/>
           <w:lang w:val="sr-Latn-RS"/>
         </w:rPr>
-        <w:t xml:space="preserve">if</w:t>
+        <w:t xml:space="preserve"/>
       </w:r>
       <w:r>
         <w:rPr>
@@ -3798,7 +3798,7 @@
           <w:szCs w:val="24"/>
           <w:lang w:val="sr-Cyrl-RS"/>
         </w:rPr>
-        <w:t xml:space="preserve"> </w:t>
+        <w:t xml:space="preserve"/>
       </w:r>
       <w:r>
         <w:rPr>
@@ -3810,7 +3810,7 @@
           <w:szCs w:val="24"/>
           <w:lang w:val="sr-Latn-RS"/>
         </w:rPr>
-        <w:t xml:space="preserve">opt</w:t>
+        <w:t xml:space="preserve"/>
       </w:r>
       <w:r>
         <w:rPr>
@@ -3822,7 +3822,7 @@
           <w:szCs w:val="24"/>
           <w:lang w:val="sr-Cyrl-RS"/>
         </w:rPr>
-        <w:t xml:space="preserve">_</w:t>
+        <w:t xml:space="preserve"/>
       </w:r>
       <w:r>
         <w:rPr>
@@ -3834,7 +3834,7 @@
           <w:szCs w:val="24"/>
           <w:lang w:val="sr-Latn-RS"/>
         </w:rPr>
-        <w:t xml:space="preserve">parent</w:t>
+        <w:t xml:space="preserve"/>
       </w:r>
       <w:r>
         <w:rPr>
@@ -3846,7 +3846,7 @@
           <w:szCs w:val="24"/>
           <w:lang w:val="sr-Cyrl-RS"/>
         </w:rPr>
-        <w:t xml:space="preserve"> %}</w:t>
+        <w:t xml:space="preserve"/>
       </w:r>
       <w:r>
         <w:rPr>
@@ -3967,15 +3967,15 @@
           <w:szCs w:val="24"/>
           <w:lang w:val="ru-RU"/>
         </w:rPr>
-        <w:t xml:space="preserve">{{ </w:t>
-      </w:r>
-      <w:r>
-        <w:rPr>
-          <w:rFonts w:ascii="Times New Roman" w:hAnsi="Times New Roman" w:cs="Times New Roman"/>
-          <w:sz w:val="24"/>
-          <w:szCs w:val="24"/>
-        </w:rPr>
-        <w:t xml:space="preserve">child</w:t>
+        <w:t xml:space="preserve">{{ child_names }}</w:t>
+      </w:r>
+      <w:r>
+        <w:rPr>
+          <w:rFonts w:ascii="Times New Roman" w:hAnsi="Times New Roman" w:cs="Times New Roman"/>
+          <w:sz w:val="24"/>
+          <w:szCs w:val="24"/>
+        </w:rPr>
+        <w:t xml:space="preserve"/>
       </w:r>
       <w:r>
         <w:rPr>
@@ -3984,15 +3984,15 @@
           <w:szCs w:val="24"/>
           <w:lang w:val="ru-RU"/>
         </w:rPr>
-        <w:t xml:space="preserve">_</w:t>
-      </w:r>
-      <w:r>
-        <w:rPr>
-          <w:rFonts w:ascii="Times New Roman" w:hAnsi="Times New Roman" w:cs="Times New Roman"/>
-          <w:sz w:val="24"/>
-          <w:szCs w:val="24"/>
-        </w:rPr>
-        <w:t xml:space="preserve">names</w:t>
+        <w:t xml:space="preserve"/>
+      </w:r>
+      <w:r>
+        <w:rPr>
+          <w:rFonts w:ascii="Times New Roman" w:hAnsi="Times New Roman" w:cs="Times New Roman"/>
+          <w:sz w:val="24"/>
+          <w:szCs w:val="24"/>
+        </w:rPr>
+        <w:t xml:space="preserve"/>
       </w:r>
       <w:r>
         <w:rPr>
@@ -4001,15 +4001,15 @@
           <w:szCs w:val="24"/>
           <w:lang w:val="ru-RU"/>
         </w:rPr>
-        <w:t xml:space="preserve"> }} {{ </w:t>
-      </w:r>
-      <w:r>
-        <w:rPr>
-          <w:rFonts w:ascii="Times New Roman" w:hAnsi="Times New Roman" w:cs="Times New Roman"/>
-          <w:sz w:val="24"/>
-          <w:szCs w:val="24"/>
-        </w:rPr>
-        <w:t xml:space="preserve">child</w:t>
+        <w:t xml:space="preserve"> {{ child_jmbg }}</w:t>
+      </w:r>
+      <w:r>
+        <w:rPr>
+          <w:rFonts w:ascii="Times New Roman" w:hAnsi="Times New Roman" w:cs="Times New Roman"/>
+          <w:sz w:val="24"/>
+          <w:szCs w:val="24"/>
+        </w:rPr>
+        <w:t xml:space="preserve"/>
       </w:r>
       <w:r>
         <w:rPr>
@@ -4018,15 +4018,15 @@
           <w:szCs w:val="24"/>
           <w:lang w:val="ru-RU"/>
         </w:rPr>
-        <w:t xml:space="preserve">_</w:t>
-      </w:r>
-      <w:r>
-        <w:rPr>
-          <w:rFonts w:ascii="Times New Roman" w:hAnsi="Times New Roman" w:cs="Times New Roman"/>
-          <w:sz w:val="24"/>
-          <w:szCs w:val="24"/>
-        </w:rPr>
-        <w:t xml:space="preserve">jmbg</w:t>
+        <w:t xml:space="preserve"/>
+      </w:r>
+      <w:r>
+        <w:rPr>
+          <w:rFonts w:ascii="Times New Roman" w:hAnsi="Times New Roman" w:cs="Times New Roman"/>
+          <w:sz w:val="24"/>
+          <w:szCs w:val="24"/>
+        </w:rPr>
+        <w:t xml:space="preserve"/>
       </w:r>
       <w:r>
         <w:rPr>
@@ -4035,7 +4035,7 @@
           <w:szCs w:val="24"/>
           <w:lang w:val="ru-RU"/>
         </w:rPr>
-        <w:t xml:space="preserve"> }} </w:t>
+        <w:t xml:space="preserve"> </w:t>
       </w:r>
       <w:r>
         <w:rPr>
@@ -4053,15 +4053,15 @@
           <w:szCs w:val="24"/>
           <w:lang w:val="ru-RU"/>
         </w:rPr>
-        <w:t xml:space="preserve"> {{ </w:t>
-      </w:r>
-      <w:r>
-        <w:rPr>
-          <w:rFonts w:ascii="Times New Roman" w:hAnsi="Times New Roman" w:cs="Times New Roman"/>
-          <w:sz w:val="24"/>
-          <w:szCs w:val="24"/>
-        </w:rPr>
-        <w:t xml:space="preserve">custody</w:t>
+        <w:t xml:space="preserve"> {{ custody_party }}</w:t>
+      </w:r>
+      <w:r>
+        <w:rPr>
+          <w:rFonts w:ascii="Times New Roman" w:hAnsi="Times New Roman" w:cs="Times New Roman"/>
+          <w:sz w:val="24"/>
+          <w:szCs w:val="24"/>
+        </w:rPr>
+        <w:t xml:space="preserve"/>
       </w:r>
       <w:r>
         <w:rPr>
@@ -4070,15 +4070,15 @@
           <w:szCs w:val="24"/>
           <w:lang w:val="ru-RU"/>
         </w:rPr>
-        <w:t xml:space="preserve">_</w:t>
-      </w:r>
-      <w:r>
-        <w:rPr>
-          <w:rFonts w:ascii="Times New Roman" w:hAnsi="Times New Roman" w:cs="Times New Roman"/>
-          <w:sz w:val="24"/>
-          <w:szCs w:val="24"/>
-        </w:rPr>
-        <w:t xml:space="preserve">party</w:t>
+        <w:t xml:space="preserve"/>
+      </w:r>
+      <w:r>
+        <w:rPr>
+          <w:rFonts w:ascii="Times New Roman" w:hAnsi="Times New Roman" w:cs="Times New Roman"/>
+          <w:sz w:val="24"/>
+          <w:szCs w:val="24"/>
+        </w:rPr>
+        <w:t xml:space="preserve"/>
       </w:r>
       <w:r>
         <w:rPr>
@@ -4087,7 +4087,7 @@
           <w:szCs w:val="24"/>
           <w:lang w:val="ru-RU"/>
         </w:rPr>
-        <w:t xml:space="preserve"> }}</w:t>
+        <w:t xml:space="preserve"/>
       </w:r>
       <w:r>
         <w:rPr>
@@ -4114,15 +4114,15 @@
           <w:szCs w:val="24"/>
           <w:lang w:val="sr-Cyrl-RS"/>
         </w:rPr>
-        <w:t xml:space="preserve">{% </w:t>
-      </w:r>
-      <w:r>
-        <w:rPr>
-          <w:rFonts w:ascii="Times New Roman" w:hAnsi="Times New Roman" w:cs="Times New Roman"/>
-          <w:sz w:val="24"/>
-          <w:szCs w:val="24"/>
-        </w:rPr>
-        <w:t xml:space="preserve">if</w:t>
+        <w:t xml:space="preserve">{% if child_amount &lt; 2 %}</w:t>
+      </w:r>
+      <w:r>
+        <w:rPr>
+          <w:rFonts w:ascii="Times New Roman" w:hAnsi="Times New Roman" w:cs="Times New Roman"/>
+          <w:sz w:val="24"/>
+          <w:szCs w:val="24"/>
+        </w:rPr>
+        <w:t xml:space="preserve"/>
       </w:r>
       <w:r>
         <w:rPr>
@@ -4131,15 +4131,15 @@
           <w:szCs w:val="24"/>
           <w:lang w:val="sr-Cyrl-RS"/>
         </w:rPr>
-        <w:t xml:space="preserve"> </w:t>
-      </w:r>
-      <w:r>
-        <w:rPr>
-          <w:rFonts w:ascii="Times New Roman" w:hAnsi="Times New Roman" w:cs="Times New Roman"/>
-          <w:sz w:val="24"/>
-          <w:szCs w:val="24"/>
-        </w:rPr>
-        <w:t xml:space="preserve">child</w:t>
+        <w:t xml:space="preserve"/>
+      </w:r>
+      <w:r>
+        <w:rPr>
+          <w:rFonts w:ascii="Times New Roman" w:hAnsi="Times New Roman" w:cs="Times New Roman"/>
+          <w:sz w:val="24"/>
+          <w:szCs w:val="24"/>
+        </w:rPr>
+        <w:t xml:space="preserve"/>
       </w:r>
       <w:r>
         <w:rPr>
@@ -4148,15 +4148,15 @@
           <w:szCs w:val="24"/>
           <w:lang w:val="sr-Cyrl-RS"/>
         </w:rPr>
-        <w:t xml:space="preserve">_</w:t>
-      </w:r>
-      <w:r>
-        <w:rPr>
-          <w:rFonts w:ascii="Times New Roman" w:hAnsi="Times New Roman" w:cs="Times New Roman"/>
-          <w:sz w:val="24"/>
-          <w:szCs w:val="24"/>
-        </w:rPr>
-        <w:t xml:space="preserve">amount</w:t>
+        <w:t xml:space="preserve"/>
+      </w:r>
+      <w:r>
+        <w:rPr>
+          <w:rFonts w:ascii="Times New Roman" w:hAnsi="Times New Roman" w:cs="Times New Roman"/>
+          <w:sz w:val="24"/>
+          <w:szCs w:val="24"/>
+        </w:rPr>
+        <w:t xml:space="preserve"/>
       </w:r>
       <w:r>
         <w:rPr>
@@ -4165,7 +4165,7 @@
           <w:szCs w:val="24"/>
           <w:lang w:val="sr-Cyrl-RS"/>
         </w:rPr>
-        <w:t xml:space="preserve"> </w:t>
+        <w:t xml:space="preserve"/>
       </w:r>
       <w:r>
         <w:rPr>
@@ -4174,7 +4174,7 @@
           <w:szCs w:val="24"/>
           <w:lang w:val="sr-Cyrl-RS"/>
         </w:rPr>
-        <w:t xml:space="preserve">&lt; 2</w:t>
+        <w:t xml:space="preserve"/>
       </w:r>
       <w:r>
         <w:rPr>
@@ -4183,15 +4183,15 @@
           <w:szCs w:val="24"/>
           <w:lang w:val="sr-Cyrl-RS"/>
         </w:rPr>
-        <w:t xml:space="preserve"> %}детету{% </w:t>
-      </w:r>
-      <w:r>
-        <w:rPr>
-          <w:rFonts w:ascii="Times New Roman" w:hAnsi="Times New Roman" w:cs="Times New Roman"/>
-          <w:sz w:val="24"/>
-          <w:szCs w:val="24"/>
-        </w:rPr>
-        <w:t xml:space="preserve">endif</w:t>
+        <w:t xml:space="preserve">детету{% endif %}</w:t>
+      </w:r>
+      <w:r>
+        <w:rPr>
+          <w:rFonts w:ascii="Times New Roman" w:hAnsi="Times New Roman" w:cs="Times New Roman"/>
+          <w:sz w:val="24"/>
+          <w:szCs w:val="24"/>
+        </w:rPr>
+        <w:t xml:space="preserve"/>
       </w:r>
       <w:r>
         <w:rPr>
@@ -4200,15 +4200,15 @@
           <w:szCs w:val="24"/>
           <w:lang w:val="sr-Cyrl-RS"/>
         </w:rPr>
-        <w:t xml:space="preserve"> %}{% </w:t>
-      </w:r>
-      <w:r>
-        <w:rPr>
-          <w:rFonts w:ascii="Times New Roman" w:hAnsi="Times New Roman" w:cs="Times New Roman"/>
-          <w:sz w:val="24"/>
-          <w:szCs w:val="24"/>
-        </w:rPr>
-        <w:t xml:space="preserve">if</w:t>
+        <w:t xml:space="preserve">{% if child_amount &gt; 1 %}</w:t>
+      </w:r>
+      <w:r>
+        <w:rPr>
+          <w:rFonts w:ascii="Times New Roman" w:hAnsi="Times New Roman" w:cs="Times New Roman"/>
+          <w:sz w:val="24"/>
+          <w:szCs w:val="24"/>
+        </w:rPr>
+        <w:t xml:space="preserve"/>
       </w:r>
       <w:r>
         <w:rPr>
@@ -4217,15 +4217,15 @@
           <w:szCs w:val="24"/>
           <w:lang w:val="sr-Cyrl-RS"/>
         </w:rPr>
-        <w:t xml:space="preserve"> </w:t>
-      </w:r>
-      <w:r>
-        <w:rPr>
-          <w:rFonts w:ascii="Times New Roman" w:hAnsi="Times New Roman" w:cs="Times New Roman"/>
-          <w:sz w:val="24"/>
-          <w:szCs w:val="24"/>
-        </w:rPr>
-        <w:t xml:space="preserve">child</w:t>
+        <w:t xml:space="preserve"/>
+      </w:r>
+      <w:r>
+        <w:rPr>
+          <w:rFonts w:ascii="Times New Roman" w:hAnsi="Times New Roman" w:cs="Times New Roman"/>
+          <w:sz w:val="24"/>
+          <w:szCs w:val="24"/>
+        </w:rPr>
+        <w:t xml:space="preserve"/>
       </w:r>
       <w:r>
         <w:rPr>
@@ -4234,15 +4234,15 @@
           <w:szCs w:val="24"/>
           <w:lang w:val="sr-Cyrl-RS"/>
         </w:rPr>
-        <w:t xml:space="preserve">_</w:t>
-      </w:r>
-      <w:r>
-        <w:rPr>
-          <w:rFonts w:ascii="Times New Roman" w:hAnsi="Times New Roman" w:cs="Times New Roman"/>
-          <w:sz w:val="24"/>
-          <w:szCs w:val="24"/>
-        </w:rPr>
-        <w:t xml:space="preserve">amount</w:t>
+        <w:t xml:space="preserve"/>
+      </w:r>
+      <w:r>
+        <w:rPr>
+          <w:rFonts w:ascii="Times New Roman" w:hAnsi="Times New Roman" w:cs="Times New Roman"/>
+          <w:sz w:val="24"/>
+          <w:szCs w:val="24"/>
+        </w:rPr>
+        <w:t xml:space="preserve"/>
       </w:r>
       <w:r>
         <w:rPr>
@@ -4251,15 +4251,15 @@
           <w:szCs w:val="24"/>
           <w:lang w:val="sr-Cyrl-RS"/>
         </w:rPr>
-        <w:t xml:space="preserve"> &gt; 1 %}деци{% </w:t>
-      </w:r>
-      <w:r>
-        <w:rPr>
-          <w:rFonts w:ascii="Times New Roman" w:hAnsi="Times New Roman" w:cs="Times New Roman"/>
-          <w:sz w:val="24"/>
-          <w:szCs w:val="24"/>
-        </w:rPr>
-        <w:t xml:space="preserve">endif</w:t>
+        <w:t xml:space="preserve">деци{% endif %}</w:t>
+      </w:r>
+      <w:r>
+        <w:rPr>
+          <w:rFonts w:ascii="Times New Roman" w:hAnsi="Times New Roman" w:cs="Times New Roman"/>
+          <w:sz w:val="24"/>
+          <w:szCs w:val="24"/>
+        </w:rPr>
+        <w:t xml:space="preserve"/>
       </w:r>
       <w:r>
         <w:rPr>
@@ -4268,7 +4268,7 @@
           <w:szCs w:val="24"/>
           <w:lang w:val="sr-Cyrl-RS"/>
         </w:rPr>
-        <w:t xml:space="preserve"> %}</w:t>
+        <w:t xml:space="preserve"/>
       </w:r>
       <w:r>
         <w:rPr>
@@ -4356,7 +4356,7 @@
           <w:szCs w:val="24"/>
           <w:lang w:val="sr-Cyrl-RS"/>
         </w:rPr>
-        <w:t xml:space="preserve">{% </w:t>
+        <w:t xml:space="preserve">{% if opt_doprinosa %}</w:t>
       </w:r>
       <w:r>
         <w:rPr>
@@ -4367,7 +4367,7 @@
           <w:sz w:val="24"/>
           <w:szCs w:val="24"/>
         </w:rPr>
-        <w:t xml:space="preserve">if</w:t>
+        <w:t xml:space="preserve"/>
       </w:r>
       <w:r>
         <w:rPr>
@@ -4379,7 +4379,7 @@
           <w:szCs w:val="24"/>
           <w:lang w:val="sr-Cyrl-RS"/>
         </w:rPr>
-        <w:t xml:space="preserve"> </w:t>
+        <w:t xml:space="preserve"/>
       </w:r>
       <w:r>
         <w:rPr>
@@ -4390,7 +4390,7 @@
           <w:sz w:val="24"/>
           <w:szCs w:val="24"/>
         </w:rPr>
-        <w:t xml:space="preserve">opt</w:t>
+        <w:t xml:space="preserve"/>
       </w:r>
       <w:r>
         <w:rPr>
@@ -4402,7 +4402,7 @@
           <w:szCs w:val="24"/>
           <w:lang w:val="sr-Cyrl-RS"/>
         </w:rPr>
-        <w:t xml:space="preserve">_</w:t>
+        <w:t xml:space="preserve"/>
       </w:r>
       <w:r>
         <w:rPr>
@@ -4413,7 +4413,7 @@
           <w:sz w:val="24"/>
           <w:szCs w:val="24"/>
         </w:rPr>
-        <w:t xml:space="preserve">doprinosa</w:t>
+        <w:t xml:space="preserve"/>
       </w:r>
       <w:r>
         <w:rPr>
@@ -4425,7 +4425,7 @@
           <w:szCs w:val="24"/>
           <w:lang w:val="sr-Cyrl-RS"/>
         </w:rPr>
-        <w:t xml:space="preserve"> %}</w:t>
+        <w:t xml:space="preserve"/>
       </w:r>
       <w:r>
         <w:rPr>
@@ -4481,15 +4481,15 @@
           <w:szCs w:val="24"/>
           <w:lang w:val="sr-Cyrl-RS"/>
         </w:rPr>
-        <w:t xml:space="preserve">{{ </w:t>
-      </w:r>
-      <w:r>
-        <w:rPr>
-          <w:rFonts w:ascii="Times New Roman" w:hAnsi="Times New Roman" w:cs="Times New Roman"/>
-          <w:sz w:val="24"/>
-          <w:szCs w:val="24"/>
-        </w:rPr>
-        <w:t xml:space="preserve">child</w:t>
+        <w:t xml:space="preserve">{{ child_names }}</w:t>
+      </w:r>
+      <w:r>
+        <w:rPr>
+          <w:rFonts w:ascii="Times New Roman" w:hAnsi="Times New Roman" w:cs="Times New Roman"/>
+          <w:sz w:val="24"/>
+          <w:szCs w:val="24"/>
+        </w:rPr>
+        <w:t xml:space="preserve"/>
       </w:r>
       <w:r>
         <w:rPr>
@@ -4498,15 +4498,15 @@
           <w:szCs w:val="24"/>
           <w:lang w:val="sr-Cyrl-RS"/>
         </w:rPr>
-        <w:t xml:space="preserve">_</w:t>
-      </w:r>
-      <w:r>
-        <w:rPr>
-          <w:rFonts w:ascii="Times New Roman" w:hAnsi="Times New Roman" w:cs="Times New Roman"/>
-          <w:sz w:val="24"/>
-          <w:szCs w:val="24"/>
-        </w:rPr>
-        <w:t xml:space="preserve">names</w:t>
+        <w:t xml:space="preserve"/>
+      </w:r>
+      <w:r>
+        <w:rPr>
+          <w:rFonts w:ascii="Times New Roman" w:hAnsi="Times New Roman" w:cs="Times New Roman"/>
+          <w:sz w:val="24"/>
+          <w:szCs w:val="24"/>
+        </w:rPr>
+        <w:t xml:space="preserve"/>
       </w:r>
       <w:r>
         <w:rPr>
@@ -4515,15 +4515,15 @@
           <w:szCs w:val="24"/>
           <w:lang w:val="sr-Cyrl-RS"/>
         </w:rPr>
-        <w:t xml:space="preserve"> }} {{ </w:t>
-      </w:r>
-      <w:r>
-        <w:rPr>
-          <w:rFonts w:ascii="Times New Roman" w:hAnsi="Times New Roman" w:cs="Times New Roman"/>
-          <w:sz w:val="24"/>
-          <w:szCs w:val="24"/>
-        </w:rPr>
-        <w:t xml:space="preserve">child</w:t>
+        <w:t xml:space="preserve"> {{ child_jmbg }}</w:t>
+      </w:r>
+      <w:r>
+        <w:rPr>
+          <w:rFonts w:ascii="Times New Roman" w:hAnsi="Times New Roman" w:cs="Times New Roman"/>
+          <w:sz w:val="24"/>
+          <w:szCs w:val="24"/>
+        </w:rPr>
+        <w:t xml:space="preserve"/>
       </w:r>
       <w:r>
         <w:rPr>
@@ -4532,15 +4532,15 @@
           <w:szCs w:val="24"/>
           <w:lang w:val="sr-Cyrl-RS"/>
         </w:rPr>
-        <w:t xml:space="preserve">_</w:t>
-      </w:r>
-      <w:r>
-        <w:rPr>
-          <w:rFonts w:ascii="Times New Roman" w:hAnsi="Times New Roman" w:cs="Times New Roman"/>
-          <w:sz w:val="24"/>
-          <w:szCs w:val="24"/>
-        </w:rPr>
-        <w:t xml:space="preserve">jmbg</w:t>
+        <w:t xml:space="preserve"/>
+      </w:r>
+      <w:r>
+        <w:rPr>
+          <w:rFonts w:ascii="Times New Roman" w:hAnsi="Times New Roman" w:cs="Times New Roman"/>
+          <w:sz w:val="24"/>
+          <w:szCs w:val="24"/>
+        </w:rPr>
+        <w:t xml:space="preserve"/>
       </w:r>
       <w:r>
         <w:rPr>
@@ -4549,7 +4549,7 @@
           <w:szCs w:val="24"/>
           <w:lang w:val="sr-Cyrl-RS"/>
         </w:rPr>
-        <w:t xml:space="preserve"> }} </w:t>
+        <w:t xml:space="preserve"> </w:t>
       </w:r>
       <w:r>
         <w:rPr>
@@ -4567,15 +4567,15 @@
           <w:szCs w:val="24"/>
           <w:lang w:val="sr-Cyrl-RS"/>
         </w:rPr>
-        <w:t xml:space="preserve">{{ </w:t>
-      </w:r>
-      <w:r>
-        <w:rPr>
-          <w:rFonts w:ascii="Times New Roman" w:hAnsi="Times New Roman" w:cs="Times New Roman"/>
-          <w:sz w:val="24"/>
-          <w:szCs w:val="24"/>
-        </w:rPr>
-        <w:t xml:space="preserve">custody</w:t>
+        <w:t xml:space="preserve">{{ custody_party }}</w:t>
+      </w:r>
+      <w:r>
+        <w:rPr>
+          <w:rFonts w:ascii="Times New Roman" w:hAnsi="Times New Roman" w:cs="Times New Roman"/>
+          <w:sz w:val="24"/>
+          <w:szCs w:val="24"/>
+        </w:rPr>
+        <w:t xml:space="preserve"/>
       </w:r>
       <w:r>
         <w:rPr>
@@ -4584,15 +4584,15 @@
           <w:szCs w:val="24"/>
           <w:lang w:val="sr-Cyrl-RS"/>
         </w:rPr>
-        <w:t xml:space="preserve">_</w:t>
-      </w:r>
-      <w:r>
-        <w:rPr>
-          <w:rFonts w:ascii="Times New Roman" w:hAnsi="Times New Roman" w:cs="Times New Roman"/>
-          <w:sz w:val="24"/>
-          <w:szCs w:val="24"/>
-        </w:rPr>
-        <w:t xml:space="preserve">party</w:t>
+        <w:t xml:space="preserve"/>
+      </w:r>
+      <w:r>
+        <w:rPr>
+          <w:rFonts w:ascii="Times New Roman" w:hAnsi="Times New Roman" w:cs="Times New Roman"/>
+          <w:sz w:val="24"/>
+          <w:szCs w:val="24"/>
+        </w:rPr>
+        <w:t xml:space="preserve"/>
       </w:r>
       <w:r>
         <w:rPr>
@@ -4601,7 +4601,7 @@
           <w:szCs w:val="24"/>
           <w:lang w:val="sr-Cyrl-RS"/>
         </w:rPr>
-        <w:t xml:space="preserve"> }}</w:t>
+        <w:t xml:space="preserve"/>
       </w:r>
       <w:r>
         <w:rPr>
@@ -4733,7 +4733,7 @@
           <w:szCs w:val="24"/>
           <w:lang w:val="sr-Cyrl-RS"/>
         </w:rPr>
-        <w:t xml:space="preserve">{% </w:t>
+        <w:t xml:space="preserve">{% if opt_merom %}</w:t>
       </w:r>
       <w:r>
         <w:rPr>
@@ -4744,7 +4744,7 @@
           <w:sz w:val="24"/>
           <w:szCs w:val="24"/>
         </w:rPr>
-        <w:t xml:space="preserve">if</w:t>
+        <w:t xml:space="preserve"/>
       </w:r>
       <w:r>
         <w:rPr>
@@ -4756,7 +4756,7 @@
           <w:szCs w:val="24"/>
           <w:lang w:val="sr-Cyrl-RS"/>
         </w:rPr>
-        <w:t xml:space="preserve"> </w:t>
+        <w:t xml:space="preserve"/>
       </w:r>
       <w:r>
         <w:rPr>
@@ -4767,7 +4767,7 @@
           <w:sz w:val="24"/>
           <w:szCs w:val="24"/>
         </w:rPr>
-        <w:t xml:space="preserve">opt</w:t>
+        <w:t xml:space="preserve"/>
       </w:r>
       <w:r>
         <w:rPr>
@@ -4779,7 +4779,7 @@
           <w:szCs w:val="24"/>
           <w:lang w:val="sr-Cyrl-RS"/>
         </w:rPr>
-        <w:t xml:space="preserve">_</w:t>
+        <w:t xml:space="preserve"/>
       </w:r>
       <w:r>
         <w:rPr>
@@ -4790,7 +4790,7 @@
           <w:sz w:val="24"/>
           <w:szCs w:val="24"/>
         </w:rPr>
-        <w:t xml:space="preserve">merom</w:t>
+        <w:t xml:space="preserve"/>
       </w:r>
       <w:r>
         <w:rPr>
@@ -4802,7 +4802,7 @@
           <w:szCs w:val="24"/>
           <w:lang w:val="sr-Cyrl-RS"/>
         </w:rPr>
-        <w:t xml:space="preserve"> %}</w:t>
+        <w:t xml:space="preserve"/>
       </w:r>
       <w:r>
         <w:rPr>
@@ -4865,15 +4865,15 @@
           <w:szCs w:val="24"/>
           <w:lang w:val="ru-RU"/>
         </w:rPr>
-        <w:t xml:space="preserve">{{ </w:t>
-      </w:r>
-      <w:r>
-        <w:rPr>
-          <w:rFonts w:ascii="Times New Roman" w:hAnsi="Times New Roman" w:cs="Times New Roman"/>
-          <w:sz w:val="24"/>
-          <w:szCs w:val="24"/>
-        </w:rPr>
-        <w:t xml:space="preserve">custody</w:t>
+        <w:t xml:space="preserve">{{ custody_party }}</w:t>
+      </w:r>
+      <w:r>
+        <w:rPr>
+          <w:rFonts w:ascii="Times New Roman" w:hAnsi="Times New Roman" w:cs="Times New Roman"/>
+          <w:sz w:val="24"/>
+          <w:szCs w:val="24"/>
+        </w:rPr>
+        <w:t xml:space="preserve"/>
       </w:r>
       <w:r>
         <w:rPr>
@@ -4882,15 +4882,15 @@
           <w:szCs w:val="24"/>
           <w:lang w:val="ru-RU"/>
         </w:rPr>
-        <w:t xml:space="preserve">_</w:t>
-      </w:r>
-      <w:r>
-        <w:rPr>
-          <w:rFonts w:ascii="Times New Roman" w:hAnsi="Times New Roman" w:cs="Times New Roman"/>
-          <w:sz w:val="24"/>
-          <w:szCs w:val="24"/>
-        </w:rPr>
-        <w:t xml:space="preserve">party</w:t>
+        <w:t xml:space="preserve"/>
+      </w:r>
+      <w:r>
+        <w:rPr>
+          <w:rFonts w:ascii="Times New Roman" w:hAnsi="Times New Roman" w:cs="Times New Roman"/>
+          <w:sz w:val="24"/>
+          <w:szCs w:val="24"/>
+        </w:rPr>
+        <w:t xml:space="preserve"/>
       </w:r>
       <w:r>
         <w:rPr>
@@ -4899,7 +4899,7 @@
           <w:szCs w:val="24"/>
           <w:lang w:val="ru-RU"/>
         </w:rPr>
-        <w:t xml:space="preserve"> }}</w:t>
+        <w:t xml:space="preserve"/>
       </w:r>
       <w:r>
         <w:rPr>
@@ -4954,15 +4954,15 @@
           <w:szCs w:val="24"/>
           <w:lang w:val="ru-RU"/>
         </w:rPr>
-        <w:t xml:space="preserve">{{ </w:t>
-      </w:r>
-      <w:r>
-        <w:rPr>
-          <w:rFonts w:ascii="Times New Roman" w:hAnsi="Times New Roman" w:cs="Times New Roman"/>
-          <w:sz w:val="24"/>
-          <w:szCs w:val="24"/>
-        </w:rPr>
-        <w:t xml:space="preserve">child</w:t>
+        <w:t xml:space="preserve">{{ child_names }}</w:t>
+      </w:r>
+      <w:r>
+        <w:rPr>
+          <w:rFonts w:ascii="Times New Roman" w:hAnsi="Times New Roman" w:cs="Times New Roman"/>
+          <w:sz w:val="24"/>
+          <w:szCs w:val="24"/>
+        </w:rPr>
+        <w:t xml:space="preserve"/>
       </w:r>
       <w:r>
         <w:rPr>
@@ -4971,15 +4971,15 @@
           <w:szCs w:val="24"/>
           <w:lang w:val="ru-RU"/>
         </w:rPr>
-        <w:t xml:space="preserve">_</w:t>
-      </w:r>
-      <w:r>
-        <w:rPr>
-          <w:rFonts w:ascii="Times New Roman" w:hAnsi="Times New Roman" w:cs="Times New Roman"/>
-          <w:sz w:val="24"/>
-          <w:szCs w:val="24"/>
-        </w:rPr>
-        <w:t xml:space="preserve">names</w:t>
+        <w:t xml:space="preserve"/>
+      </w:r>
+      <w:r>
+        <w:rPr>
+          <w:rFonts w:ascii="Times New Roman" w:hAnsi="Times New Roman" w:cs="Times New Roman"/>
+          <w:sz w:val="24"/>
+          <w:szCs w:val="24"/>
+        </w:rPr>
+        <w:t xml:space="preserve"/>
       </w:r>
       <w:r>
         <w:rPr>
@@ -4988,15 +4988,15 @@
           <w:szCs w:val="24"/>
           <w:lang w:val="ru-RU"/>
         </w:rPr>
-        <w:t xml:space="preserve"> }} {{ </w:t>
-      </w:r>
-      <w:r>
-        <w:rPr>
-          <w:rFonts w:ascii="Times New Roman" w:hAnsi="Times New Roman" w:cs="Times New Roman"/>
-          <w:sz w:val="24"/>
-          <w:szCs w:val="24"/>
-        </w:rPr>
-        <w:t xml:space="preserve">child</w:t>
+        <w:t xml:space="preserve"> {{ child_jmbg }}</w:t>
+      </w:r>
+      <w:r>
+        <w:rPr>
+          <w:rFonts w:ascii="Times New Roman" w:hAnsi="Times New Roman" w:cs="Times New Roman"/>
+          <w:sz w:val="24"/>
+          <w:szCs w:val="24"/>
+        </w:rPr>
+        <w:t xml:space="preserve"/>
       </w:r>
       <w:r>
         <w:rPr>
@@ -5005,15 +5005,15 @@
           <w:szCs w:val="24"/>
           <w:lang w:val="ru-RU"/>
         </w:rPr>
-        <w:t xml:space="preserve">_</w:t>
-      </w:r>
-      <w:r>
-        <w:rPr>
-          <w:rFonts w:ascii="Times New Roman" w:hAnsi="Times New Roman" w:cs="Times New Roman"/>
-          <w:sz w:val="24"/>
-          <w:szCs w:val="24"/>
-        </w:rPr>
-        <w:t xml:space="preserve">jmbg</w:t>
+        <w:t xml:space="preserve"/>
+      </w:r>
+      <w:r>
+        <w:rPr>
+          <w:rFonts w:ascii="Times New Roman" w:hAnsi="Times New Roman" w:cs="Times New Roman"/>
+          <w:sz w:val="24"/>
+          <w:szCs w:val="24"/>
+        </w:rPr>
+        <w:t xml:space="preserve"/>
       </w:r>
       <w:r>
         <w:rPr>
@@ -5022,7 +5022,7 @@
           <w:szCs w:val="24"/>
           <w:lang w:val="ru-RU"/>
         </w:rPr>
-        <w:t xml:space="preserve"> }}</w:t>
+        <w:t xml:space="preserve"/>
       </w:r>
       <w:r>
         <w:rPr>
@@ -5079,7 +5079,7 @@
           <w:szCs w:val="24"/>
           <w:lang w:val="sr-Latn-RS"/>
         </w:rPr>
-        <w:t xml:space="preserve">{{ </w:t>
+        <w:t xml:space="preserve">{{ amount_merom }}</w:t>
       </w:r>
       <w:r>
         <w:rPr>
@@ -5088,7 +5088,7 @@
           <w:szCs w:val="24"/>
           <w:lang w:val="sr-Latn-RS"/>
         </w:rPr>
-        <w:t xml:space="preserve">amount_merom</w:t>
+        <w:t xml:space="preserve"/>
       </w:r>
       <w:r>
         <w:rPr>
@@ -5097,7 +5097,7 @@
           <w:szCs w:val="24"/>
           <w:lang w:val="sr-Latn-RS"/>
         </w:rPr>
-        <w:t xml:space="preserve"> }}</w:t>
+        <w:t xml:space="preserve"/>
       </w:r>
       <w:r>
         <w:rPr>
@@ -5134,15 +5134,15 @@
           <w:szCs w:val="24"/>
           <w:lang w:val="ru-RU"/>
         </w:rPr>
-        <w:t xml:space="preserve"> {{ </w:t>
-      </w:r>
-      <w:r>
-        <w:rPr>
-          <w:rFonts w:ascii="Times New Roman" w:hAnsi="Times New Roman" w:cs="Times New Roman"/>
-          <w:sz w:val="24"/>
-          <w:szCs w:val="24"/>
-        </w:rPr>
-        <w:t xml:space="preserve">dete</w:t>
+        <w:t xml:space="preserve"> {{ dete_merom }}</w:t>
+      </w:r>
+      <w:r>
+        <w:rPr>
+          <w:rFonts w:ascii="Times New Roman" w:hAnsi="Times New Roman" w:cs="Times New Roman"/>
+          <w:sz w:val="24"/>
+          <w:szCs w:val="24"/>
+        </w:rPr>
+        <w:t xml:space="preserve"/>
       </w:r>
       <w:r>
         <w:rPr>
@@ -5151,15 +5151,15 @@
           <w:szCs w:val="24"/>
           <w:lang w:val="ru-RU"/>
         </w:rPr>
-        <w:t xml:space="preserve">_</w:t>
-      </w:r>
-      <w:r>
-        <w:rPr>
-          <w:rFonts w:ascii="Times New Roman" w:hAnsi="Times New Roman" w:cs="Times New Roman"/>
-          <w:sz w:val="24"/>
-          <w:szCs w:val="24"/>
-        </w:rPr>
-        <w:t xml:space="preserve">merom</w:t>
+        <w:t xml:space="preserve"/>
+      </w:r>
+      <w:r>
+        <w:rPr>
+          <w:rFonts w:ascii="Times New Roman" w:hAnsi="Times New Roman" w:cs="Times New Roman"/>
+          <w:sz w:val="24"/>
+          <w:szCs w:val="24"/>
+        </w:rPr>
+        <w:t xml:space="preserve"/>
       </w:r>
       <w:r>
         <w:rPr>
@@ -5168,7 +5168,7 @@
           <w:szCs w:val="24"/>
           <w:lang w:val="ru-RU"/>
         </w:rPr>
-        <w:t xml:space="preserve"> }}</w:t>
+        <w:t xml:space="preserve"/>
       </w:r>
       <w:r>
         <w:rPr>
@@ -5410,7 +5410,7 @@
           <w:szCs w:val="24"/>
           <w:lang w:val="sr-Cyrl-RS"/>
         </w:rPr>
-        <w:t xml:space="preserve">{% </w:t>
+        <w:t xml:space="preserve">{% if opt_merom %}</w:t>
       </w:r>
       <w:r>
         <w:rPr>
@@ -5422,7 +5422,7 @@
           <w:szCs w:val="24"/>
           <w:lang w:val="sl-SI"/>
         </w:rPr>
-        <w:t xml:space="preserve">if</w:t>
+        <w:t xml:space="preserve"/>
       </w:r>
       <w:r>
         <w:rPr>
@@ -5434,7 +5434,7 @@
           <w:szCs w:val="24"/>
           <w:lang w:val="sr-Cyrl-RS"/>
         </w:rPr>
-        <w:t xml:space="preserve"> </w:t>
+        <w:t xml:space="preserve"/>
       </w:r>
       <w:r>
         <w:rPr>
@@ -5446,7 +5446,7 @@
           <w:szCs w:val="24"/>
           <w:lang w:val="sl-SI"/>
         </w:rPr>
-        <w:t xml:space="preserve">opt</w:t>
+        <w:t xml:space="preserve"/>
       </w:r>
       <w:r>
         <w:rPr>
@@ -5458,7 +5458,7 @@
           <w:szCs w:val="24"/>
           <w:lang w:val="sr-Cyrl-RS"/>
         </w:rPr>
-        <w:t xml:space="preserve">_</w:t>
+        <w:t xml:space="preserve"/>
       </w:r>
       <w:r>
         <w:rPr>
@@ -5470,7 +5470,7 @@
           <w:szCs w:val="24"/>
           <w:lang w:val="sl-SI"/>
         </w:rPr>
-        <w:t xml:space="preserve">merom</w:t>
+        <w:t xml:space="preserve"/>
       </w:r>
       <w:r>
         <w:rPr>
@@ -5482,7 +5482,7 @@
           <w:szCs w:val="24"/>
           <w:lang w:val="sr-Cyrl-RS"/>
         </w:rPr>
-        <w:t xml:space="preserve"> %}</w:t>
+        <w:t xml:space="preserve"/>
       </w:r>
       <w:r>
         <w:rPr>
@@ -5772,7 +5772,7 @@
                 <w:sz w:val="24"/>
                 <w:szCs w:val="24"/>
               </w:rPr>
-              <w:t xml:space="preserve">{{ </w:t>
+              <w:t xml:space="preserve">{{ lawsuit_merom }}</w:t>
             </w:r>
             <w:r>
               <w:rPr>
@@ -5780,7 +5780,7 @@
                 <w:sz w:val="24"/>
                 <w:szCs w:val="24"/>
               </w:rPr>
-              <w:t xml:space="preserve">lawsuit</w:t>
+              <w:t xml:space="preserve"/>
             </w:r>
             <w:r>
               <w:rPr>
@@ -5788,7 +5788,7 @@
                 <w:sz w:val="24"/>
                 <w:szCs w:val="24"/>
               </w:rPr>
-              <w:t xml:space="preserve">_merom</w:t>
+              <w:t xml:space="preserve"/>
             </w:r>
             <w:r>
               <w:rPr>
@@ -5796,7 +5796,7 @@
                 <w:sz w:val="24"/>
                 <w:szCs w:val="24"/>
               </w:rPr>
-              <w:t xml:space="preserve"> }}</w:t>
+              <w:t xml:space="preserve"/>
             </w:r>
             <w:r>
               <w:rPr>
@@ -6047,15 +6047,15 @@
           <w:szCs w:val="24"/>
           <w:lang w:val="sr-Cyrl-CS"/>
         </w:rPr>
-        <w:t xml:space="preserve"> {{ </w:t>
-      </w:r>
-      <w:r>
-        <w:rPr>
-          <w:rFonts w:ascii="Times New Roman" w:hAnsi="Times New Roman" w:cs="Times New Roman"/>
-          <w:sz w:val="24"/>
-          <w:szCs w:val="24"/>
-        </w:rPr>
-        <w:t xml:space="preserve">defendant</w:t>
+        <w:t xml:space="preserve"> {{ defendant.name }}</w:t>
+      </w:r>
+      <w:r>
+        <w:rPr>
+          <w:rFonts w:ascii="Times New Roman" w:hAnsi="Times New Roman" w:cs="Times New Roman"/>
+          <w:sz w:val="24"/>
+          <w:szCs w:val="24"/>
+        </w:rPr>
+        <w:t xml:space="preserve"/>
       </w:r>
       <w:r>
         <w:rPr>
@@ -6064,15 +6064,15 @@
           <w:szCs w:val="24"/>
           <w:lang w:val="sr-Cyrl-CS"/>
         </w:rPr>
-        <w:t xml:space="preserve">.</w:t>
-      </w:r>
-      <w:r>
-        <w:rPr>
-          <w:rFonts w:ascii="Times New Roman" w:hAnsi="Times New Roman" w:cs="Times New Roman"/>
-          <w:sz w:val="24"/>
-          <w:szCs w:val="24"/>
-        </w:rPr>
-        <w:t xml:space="preserve">name</w:t>
+        <w:t xml:space="preserve"/>
+      </w:r>
+      <w:r>
+        <w:rPr>
+          <w:rFonts w:ascii="Times New Roman" w:hAnsi="Times New Roman" w:cs="Times New Roman"/>
+          <w:sz w:val="24"/>
+          <w:szCs w:val="24"/>
+        </w:rPr>
+        <w:t xml:space="preserve"/>
       </w:r>
       <w:r>
         <w:rPr>
@@ -6081,15 +6081,15 @@
           <w:szCs w:val="24"/>
           <w:lang w:val="sr-Cyrl-CS"/>
         </w:rPr>
-        <w:t xml:space="preserve"> }} {{ </w:t>
-      </w:r>
-      <w:r>
-        <w:rPr>
-          <w:rFonts w:ascii="Times New Roman" w:hAnsi="Times New Roman" w:cs="Times New Roman"/>
-          <w:sz w:val="24"/>
-          <w:szCs w:val="24"/>
-        </w:rPr>
-        <w:t xml:space="preserve">defendant</w:t>
+        <w:t xml:space="preserve"> {{ defendant.jmbg }}</w:t>
+      </w:r>
+      <w:r>
+        <w:rPr>
+          <w:rFonts w:ascii="Times New Roman" w:hAnsi="Times New Roman" w:cs="Times New Roman"/>
+          <w:sz w:val="24"/>
+          <w:szCs w:val="24"/>
+        </w:rPr>
+        <w:t xml:space="preserve"/>
       </w:r>
       <w:r>
         <w:rPr>
@@ -6098,15 +6098,15 @@
           <w:szCs w:val="24"/>
           <w:lang w:val="sr-Cyrl-CS"/>
         </w:rPr>
-        <w:t xml:space="preserve">.</w:t>
-      </w:r>
-      <w:r>
-        <w:rPr>
-          <w:rFonts w:ascii="Times New Roman" w:hAnsi="Times New Roman" w:cs="Times New Roman"/>
-          <w:sz w:val="24"/>
-          <w:szCs w:val="24"/>
-        </w:rPr>
-        <w:t xml:space="preserve">jmbg</w:t>
+        <w:t xml:space="preserve"/>
+      </w:r>
+      <w:r>
+        <w:rPr>
+          <w:rFonts w:ascii="Times New Roman" w:hAnsi="Times New Roman" w:cs="Times New Roman"/>
+          <w:sz w:val="24"/>
+          <w:szCs w:val="24"/>
+        </w:rPr>
+        <w:t xml:space="preserve"/>
       </w:r>
       <w:r>
         <w:rPr>
@@ -6115,7 +6115,7 @@
           <w:szCs w:val="24"/>
           <w:lang w:val="sr-Cyrl-CS"/>
         </w:rPr>
-        <w:t xml:space="preserve"> }}</w:t>
+        <w:t xml:space="preserve"/>
       </w:r>
       <w:r>
         <w:rPr>
@@ -6200,15 +6200,15 @@
           <w:szCs w:val="24"/>
           <w:lang w:val="sr-Cyrl-RS"/>
         </w:rPr>
-        <w:t xml:space="preserve">{% </w:t>
-      </w:r>
-      <w:r>
-        <w:rPr>
-          <w:rFonts w:ascii="Times New Roman" w:hAnsi="Times New Roman" w:cs="Times New Roman"/>
-          <w:sz w:val="24"/>
-          <w:szCs w:val="24"/>
-        </w:rPr>
-        <w:t xml:space="preserve">if</w:t>
+        <w:t xml:space="preserve">{% if child_amount &lt; 2 %}</w:t>
+      </w:r>
+      <w:r>
+        <w:rPr>
+          <w:rFonts w:ascii="Times New Roman" w:hAnsi="Times New Roman" w:cs="Times New Roman"/>
+          <w:sz w:val="24"/>
+          <w:szCs w:val="24"/>
+        </w:rPr>
+        <w:t xml:space="preserve"/>
       </w:r>
       <w:r>
         <w:rPr>
@@ -6217,15 +6217,15 @@
           <w:szCs w:val="24"/>
           <w:lang w:val="sr-Cyrl-RS"/>
         </w:rPr>
-        <w:t xml:space="preserve"> </w:t>
-      </w:r>
-      <w:r>
-        <w:rPr>
-          <w:rFonts w:ascii="Times New Roman" w:hAnsi="Times New Roman" w:cs="Times New Roman"/>
-          <w:sz w:val="24"/>
-          <w:szCs w:val="24"/>
-        </w:rPr>
-        <w:t xml:space="preserve">child</w:t>
+        <w:t xml:space="preserve"/>
+      </w:r>
+      <w:r>
+        <w:rPr>
+          <w:rFonts w:ascii="Times New Roman" w:hAnsi="Times New Roman" w:cs="Times New Roman"/>
+          <w:sz w:val="24"/>
+          <w:szCs w:val="24"/>
+        </w:rPr>
+        <w:t xml:space="preserve"/>
       </w:r>
       <w:r>
         <w:rPr>
@@ -6234,15 +6234,15 @@
           <w:szCs w:val="24"/>
           <w:lang w:val="sr-Cyrl-RS"/>
         </w:rPr>
-        <w:t xml:space="preserve">_</w:t>
-      </w:r>
-      <w:r>
-        <w:rPr>
-          <w:rFonts w:ascii="Times New Roman" w:hAnsi="Times New Roman" w:cs="Times New Roman"/>
-          <w:sz w:val="24"/>
-          <w:szCs w:val="24"/>
-        </w:rPr>
-        <w:t xml:space="preserve">amount</w:t>
+        <w:t xml:space="preserve"/>
+      </w:r>
+      <w:r>
+        <w:rPr>
+          <w:rFonts w:ascii="Times New Roman" w:hAnsi="Times New Roman" w:cs="Times New Roman"/>
+          <w:sz w:val="24"/>
+          <w:szCs w:val="24"/>
+        </w:rPr>
+        <w:t xml:space="preserve"/>
       </w:r>
       <w:r>
         <w:rPr>
@@ -6251,7 +6251,7 @@
           <w:szCs w:val="24"/>
           <w:lang w:val="sr-Cyrl-RS"/>
         </w:rPr>
-        <w:t xml:space="preserve"> </w:t>
+        <w:t xml:space="preserve"/>
       </w:r>
       <w:r>
         <w:rPr>
@@ -6260,7 +6260,7 @@
           <w:szCs w:val="24"/>
           <w:lang w:val="sr-Cyrl-RS"/>
         </w:rPr>
-        <w:t xml:space="preserve">&lt; 2</w:t>
+        <w:t xml:space="preserve"/>
       </w:r>
       <w:r>
         <w:rPr>
@@ -6269,7 +6269,7 @@
           <w:szCs w:val="24"/>
           <w:lang w:val="sr-Cyrl-RS"/>
         </w:rPr>
-        <w:t xml:space="preserve"> %}</w:t>
+        <w:t xml:space="preserve"/>
       </w:r>
       <w:r>
         <w:rPr>
@@ -6287,15 +6287,15 @@
           <w:szCs w:val="24"/>
           <w:lang w:val="sr-Cyrl-RS"/>
         </w:rPr>
-        <w:t xml:space="preserve">{% </w:t>
-      </w:r>
-      <w:r>
-        <w:rPr>
-          <w:rFonts w:ascii="Times New Roman" w:hAnsi="Times New Roman" w:cs="Times New Roman"/>
-          <w:sz w:val="24"/>
-          <w:szCs w:val="24"/>
-        </w:rPr>
-        <w:t xml:space="preserve">endif</w:t>
+        <w:t xml:space="preserve">{% endif %}</w:t>
+      </w:r>
+      <w:r>
+        <w:rPr>
+          <w:rFonts w:ascii="Times New Roman" w:hAnsi="Times New Roman" w:cs="Times New Roman"/>
+          <w:sz w:val="24"/>
+          <w:szCs w:val="24"/>
+        </w:rPr>
+        <w:t xml:space="preserve"/>
       </w:r>
       <w:r>
         <w:rPr>
@@ -6304,15 +6304,15 @@
           <w:szCs w:val="24"/>
           <w:lang w:val="sr-Cyrl-RS"/>
         </w:rPr>
-        <w:t xml:space="preserve"> %}{% </w:t>
-      </w:r>
-      <w:r>
-        <w:rPr>
-          <w:rFonts w:ascii="Times New Roman" w:hAnsi="Times New Roman" w:cs="Times New Roman"/>
-          <w:sz w:val="24"/>
-          <w:szCs w:val="24"/>
-        </w:rPr>
-        <w:t xml:space="preserve">if</w:t>
+        <w:t xml:space="preserve">{% if child_amount &gt; 1 %}</w:t>
+      </w:r>
+      <w:r>
+        <w:rPr>
+          <w:rFonts w:ascii="Times New Roman" w:hAnsi="Times New Roman" w:cs="Times New Roman"/>
+          <w:sz w:val="24"/>
+          <w:szCs w:val="24"/>
+        </w:rPr>
+        <w:t xml:space="preserve"/>
       </w:r>
       <w:r>
         <w:rPr>
@@ -6321,15 +6321,15 @@
           <w:szCs w:val="24"/>
           <w:lang w:val="sr-Cyrl-RS"/>
         </w:rPr>
-        <w:t xml:space="preserve"> </w:t>
-      </w:r>
-      <w:r>
-        <w:rPr>
-          <w:rFonts w:ascii="Times New Roman" w:hAnsi="Times New Roman" w:cs="Times New Roman"/>
-          <w:sz w:val="24"/>
-          <w:szCs w:val="24"/>
-        </w:rPr>
-        <w:t xml:space="preserve">child</w:t>
+        <w:t xml:space="preserve"/>
+      </w:r>
+      <w:r>
+        <w:rPr>
+          <w:rFonts w:ascii="Times New Roman" w:hAnsi="Times New Roman" w:cs="Times New Roman"/>
+          <w:sz w:val="24"/>
+          <w:szCs w:val="24"/>
+        </w:rPr>
+        <w:t xml:space="preserve"/>
       </w:r>
       <w:r>
         <w:rPr>
@@ -6338,15 +6338,15 @@
           <w:szCs w:val="24"/>
           <w:lang w:val="sr-Cyrl-RS"/>
         </w:rPr>
-        <w:t xml:space="preserve">_</w:t>
-      </w:r>
-      <w:r>
-        <w:rPr>
-          <w:rFonts w:ascii="Times New Roman" w:hAnsi="Times New Roman" w:cs="Times New Roman"/>
-          <w:sz w:val="24"/>
-          <w:szCs w:val="24"/>
-        </w:rPr>
-        <w:t xml:space="preserve">amount</w:t>
+        <w:t xml:space="preserve"/>
+      </w:r>
+      <w:r>
+        <w:rPr>
+          <w:rFonts w:ascii="Times New Roman" w:hAnsi="Times New Roman" w:cs="Times New Roman"/>
+          <w:sz w:val="24"/>
+          <w:szCs w:val="24"/>
+        </w:rPr>
+        <w:t xml:space="preserve"/>
       </w:r>
       <w:r>
         <w:rPr>
@@ -6355,7 +6355,7 @@
           <w:szCs w:val="24"/>
           <w:lang w:val="sr-Cyrl-RS"/>
         </w:rPr>
-        <w:t xml:space="preserve"> &gt; 1 %}</w:t>
+        <w:t xml:space="preserve"/>
       </w:r>
       <w:r>
         <w:rPr>
@@ -6373,15 +6373,15 @@
           <w:szCs w:val="24"/>
           <w:lang w:val="sr-Cyrl-RS"/>
         </w:rPr>
-        <w:t xml:space="preserve">{% </w:t>
-      </w:r>
-      <w:r>
-        <w:rPr>
-          <w:rFonts w:ascii="Times New Roman" w:hAnsi="Times New Roman" w:cs="Times New Roman"/>
-          <w:sz w:val="24"/>
-          <w:szCs w:val="24"/>
-        </w:rPr>
-        <w:t xml:space="preserve">endif</w:t>
+        <w:t xml:space="preserve">{% endif %}</w:t>
+      </w:r>
+      <w:r>
+        <w:rPr>
+          <w:rFonts w:ascii="Times New Roman" w:hAnsi="Times New Roman" w:cs="Times New Roman"/>
+          <w:sz w:val="24"/>
+          <w:szCs w:val="24"/>
+        </w:rPr>
+        <w:t xml:space="preserve"/>
       </w:r>
       <w:r>
         <w:rPr>
@@ -6390,7 +6390,7 @@
           <w:szCs w:val="24"/>
           <w:lang w:val="sr-Cyrl-RS"/>
         </w:rPr>
-        <w:t xml:space="preserve"> %}</w:t>
+        <w:t xml:space="preserve"/>
       </w:r>
       <w:r>
         <w:rPr>
@@ -6473,15 +6473,15 @@
           <w:szCs w:val="24"/>
           <w:lang w:val="sr-Cyrl-RS"/>
         </w:rPr>
-        <w:t xml:space="preserve">{% </w:t>
-      </w:r>
-      <w:r>
-        <w:rPr>
-          <w:rFonts w:ascii="Times New Roman" w:hAnsi="Times New Roman" w:cs="Times New Roman"/>
-          <w:sz w:val="24"/>
-          <w:szCs w:val="24"/>
-        </w:rPr>
-        <w:t xml:space="preserve">if</w:t>
+        <w:t xml:space="preserve">{% if child_amount &lt; 2 %}</w:t>
+      </w:r>
+      <w:r>
+        <w:rPr>
+          <w:rFonts w:ascii="Times New Roman" w:hAnsi="Times New Roman" w:cs="Times New Roman"/>
+          <w:sz w:val="24"/>
+          <w:szCs w:val="24"/>
+        </w:rPr>
+        <w:t xml:space="preserve"/>
       </w:r>
       <w:r>
         <w:rPr>
@@ -6490,15 +6490,15 @@
           <w:szCs w:val="24"/>
           <w:lang w:val="sr-Cyrl-RS"/>
         </w:rPr>
-        <w:t xml:space="preserve"> </w:t>
-      </w:r>
-      <w:r>
-        <w:rPr>
-          <w:rFonts w:ascii="Times New Roman" w:hAnsi="Times New Roman" w:cs="Times New Roman"/>
-          <w:sz w:val="24"/>
-          <w:szCs w:val="24"/>
-        </w:rPr>
-        <w:t xml:space="preserve">child</w:t>
+        <w:t xml:space="preserve"/>
+      </w:r>
+      <w:r>
+        <w:rPr>
+          <w:rFonts w:ascii="Times New Roman" w:hAnsi="Times New Roman" w:cs="Times New Roman"/>
+          <w:sz w:val="24"/>
+          <w:szCs w:val="24"/>
+        </w:rPr>
+        <w:t xml:space="preserve"/>
       </w:r>
       <w:r>
         <w:rPr>
@@ -6507,15 +6507,15 @@
           <w:szCs w:val="24"/>
           <w:lang w:val="sr-Cyrl-RS"/>
         </w:rPr>
-        <w:t xml:space="preserve">_</w:t>
-      </w:r>
-      <w:r>
-        <w:rPr>
-          <w:rFonts w:ascii="Times New Roman" w:hAnsi="Times New Roman" w:cs="Times New Roman"/>
-          <w:sz w:val="24"/>
-          <w:szCs w:val="24"/>
-        </w:rPr>
-        <w:t xml:space="preserve">amount</w:t>
+        <w:t xml:space="preserve"/>
+      </w:r>
+      <w:r>
+        <w:rPr>
+          <w:rFonts w:ascii="Times New Roman" w:hAnsi="Times New Roman" w:cs="Times New Roman"/>
+          <w:sz w:val="24"/>
+          <w:szCs w:val="24"/>
+        </w:rPr>
+        <w:t xml:space="preserve"/>
       </w:r>
       <w:r>
         <w:rPr>
@@ -6524,7 +6524,7 @@
           <w:szCs w:val="24"/>
           <w:lang w:val="sr-Cyrl-RS"/>
         </w:rPr>
-        <w:t xml:space="preserve"> </w:t>
+        <w:t xml:space="preserve"/>
       </w:r>
       <w:r>
         <w:rPr>
@@ -6533,7 +6533,7 @@
           <w:szCs w:val="24"/>
           <w:lang w:val="sr-Cyrl-RS"/>
         </w:rPr>
-        <w:t xml:space="preserve">&lt; </w:t>
+        <w:t xml:space="preserve"/>
       </w:r>
       <w:r>
         <w:rPr>
@@ -6542,7 +6542,7 @@
           <w:szCs w:val="24"/>
           <w:lang w:val="sr-Cyrl-RS"/>
         </w:rPr>
-        <w:t xml:space="preserve">2</w:t>
+        <w:t xml:space="preserve"/>
       </w:r>
       <w:r>
         <w:rPr>
@@ -6551,15 +6551,15 @@
           <w:szCs w:val="24"/>
           <w:lang w:val="sr-Cyrl-RS"/>
         </w:rPr>
-        <w:t xml:space="preserve"> %}детету{% </w:t>
-      </w:r>
-      <w:r>
-        <w:rPr>
-          <w:rFonts w:ascii="Times New Roman" w:hAnsi="Times New Roman" w:cs="Times New Roman"/>
-          <w:sz w:val="24"/>
-          <w:szCs w:val="24"/>
-        </w:rPr>
-        <w:t xml:space="preserve">endif</w:t>
+        <w:t xml:space="preserve">детету{% endif %}</w:t>
+      </w:r>
+      <w:r>
+        <w:rPr>
+          <w:rFonts w:ascii="Times New Roman" w:hAnsi="Times New Roman" w:cs="Times New Roman"/>
+          <w:sz w:val="24"/>
+          <w:szCs w:val="24"/>
+        </w:rPr>
+        <w:t xml:space="preserve"/>
       </w:r>
       <w:r>
         <w:rPr>
@@ -6568,15 +6568,15 @@
           <w:szCs w:val="24"/>
           <w:lang w:val="sr-Cyrl-RS"/>
         </w:rPr>
-        <w:t xml:space="preserve"> %}{% </w:t>
-      </w:r>
-      <w:r>
-        <w:rPr>
-          <w:rFonts w:ascii="Times New Roman" w:hAnsi="Times New Roman" w:cs="Times New Roman"/>
-          <w:sz w:val="24"/>
-          <w:szCs w:val="24"/>
-        </w:rPr>
-        <w:t xml:space="preserve">if</w:t>
+        <w:t xml:space="preserve">{% if child_amount &gt; 1 %}</w:t>
+      </w:r>
+      <w:r>
+        <w:rPr>
+          <w:rFonts w:ascii="Times New Roman" w:hAnsi="Times New Roman" w:cs="Times New Roman"/>
+          <w:sz w:val="24"/>
+          <w:szCs w:val="24"/>
+        </w:rPr>
+        <w:t xml:space="preserve"/>
       </w:r>
       <w:r>
         <w:rPr>
@@ -6585,15 +6585,15 @@
           <w:szCs w:val="24"/>
           <w:lang w:val="sr-Cyrl-RS"/>
         </w:rPr>
-        <w:t xml:space="preserve"> </w:t>
-      </w:r>
-      <w:r>
-        <w:rPr>
-          <w:rFonts w:ascii="Times New Roman" w:hAnsi="Times New Roman" w:cs="Times New Roman"/>
-          <w:sz w:val="24"/>
-          <w:szCs w:val="24"/>
-        </w:rPr>
-        <w:t xml:space="preserve">child</w:t>
+        <w:t xml:space="preserve"/>
+      </w:r>
+      <w:r>
+        <w:rPr>
+          <w:rFonts w:ascii="Times New Roman" w:hAnsi="Times New Roman" w:cs="Times New Roman"/>
+          <w:sz w:val="24"/>
+          <w:szCs w:val="24"/>
+        </w:rPr>
+        <w:t xml:space="preserve"/>
       </w:r>
       <w:r>
         <w:rPr>
@@ -6602,15 +6602,15 @@
           <w:szCs w:val="24"/>
           <w:lang w:val="sr-Cyrl-RS"/>
         </w:rPr>
-        <w:t xml:space="preserve">_</w:t>
-      </w:r>
-      <w:r>
-        <w:rPr>
-          <w:rFonts w:ascii="Times New Roman" w:hAnsi="Times New Roman" w:cs="Times New Roman"/>
-          <w:sz w:val="24"/>
-          <w:szCs w:val="24"/>
-        </w:rPr>
-        <w:t xml:space="preserve">amount</w:t>
+        <w:t xml:space="preserve"/>
+      </w:r>
+      <w:r>
+        <w:rPr>
+          <w:rFonts w:ascii="Times New Roman" w:hAnsi="Times New Roman" w:cs="Times New Roman"/>
+          <w:sz w:val="24"/>
+          <w:szCs w:val="24"/>
+        </w:rPr>
+        <w:t xml:space="preserve"/>
       </w:r>
       <w:r>
         <w:rPr>
@@ -6619,15 +6619,15 @@
           <w:szCs w:val="24"/>
           <w:lang w:val="sr-Cyrl-RS"/>
         </w:rPr>
-        <w:t xml:space="preserve"> &gt; 1 %}деци{% </w:t>
-      </w:r>
-      <w:r>
-        <w:rPr>
-          <w:rFonts w:ascii="Times New Roman" w:hAnsi="Times New Roman" w:cs="Times New Roman"/>
-          <w:sz w:val="24"/>
-          <w:szCs w:val="24"/>
-        </w:rPr>
-        <w:t xml:space="preserve">endif</w:t>
+        <w:t xml:space="preserve">деци{% endif %}</w:t>
+      </w:r>
+      <w:r>
+        <w:rPr>
+          <w:rFonts w:ascii="Times New Roman" w:hAnsi="Times New Roman" w:cs="Times New Roman"/>
+          <w:sz w:val="24"/>
+          <w:szCs w:val="24"/>
+        </w:rPr>
+        <w:t xml:space="preserve"/>
       </w:r>
       <w:r>
         <w:rPr>
@@ -6636,7 +6636,7 @@
           <w:szCs w:val="24"/>
           <w:lang w:val="sr-Cyrl-RS"/>
         </w:rPr>
-        <w:t xml:space="preserve"> %}</w:t>
+        <w:t xml:space="preserve"/>
       </w:r>
       <w:r>
         <w:rPr>

--- a/docassemble/SmartDocx_sr/data/templates/divorce_sr.docx
+++ b/docassemble/SmartDocx_sr/data/templates/divorce_sr.docx
@@ -7234,115 +7234,13 @@
 
 <file path=word/footer1.xml><?xml version="1.0" encoding="utf-8"?>
 <w:ftr xmlns:wpc="http://schemas.microsoft.com/office/word/2010/wordprocessingCanvas" xmlns:mc="http://schemas.openxmlformats.org/markup-compatibility/2006" xmlns:o="urn:schemas-microsoft-com:office:office" xmlns:r="http://schemas.openxmlformats.org/officeDocument/2006/relationships" xmlns:m="http://schemas.openxmlformats.org/officeDocument/2006/math" xmlns:v="urn:schemas-microsoft-com:vml" xmlns:wp14="http://schemas.microsoft.com/office/word/2010/wordprocessingDrawing" xmlns:wp="http://schemas.openxmlformats.org/drawingml/2006/wordprocessingDrawing" xmlns:w10="urn:schemas-microsoft-com:office:word" xmlns:w="http://schemas.openxmlformats.org/wordprocessingml/2006/main" xmlns:w14="http://schemas.microsoft.com/office/word/2010/wordml" xmlns:w15="http://schemas.microsoft.com/office/word/2012/wordml" xmlns:wpg="http://schemas.microsoft.com/office/word/2010/wordprocessingGroup" xmlns:wpi="http://schemas.microsoft.com/office/word/2010/wordprocessingInk" xmlns:wne="http://schemas.microsoft.com/office/word/2006/wordml" xmlns:a="http://schemas.openxmlformats.org/drawingml/2006/main" xmlns:wps="http://schemas.microsoft.com/office/word/2010/wordprocessingShape" mc:Ignorable="w14 w15 wp14">
-  <w:sdt>
-    <w:sdtPr>
-      <w15:appearance w15:val="boundingBox"/>
-      <w:id w:val="-2101475352"/>
-      <w:docPartObj>
-        <w:docPartGallery w:val="Page Numbers (Bottom of Page)"/>
-        <w:docPartUnique w:val="true"/>
-      </w:docPartObj>
-      <w:rPr/>
-    </w:sdtPr>
-    <w:sdtContent>
-      <w:p>
-        <w:pPr>
-          <w:pBdr/>
-          <w:spacing/>
-          <w:ind/>
-          <w:jc w:val="center"/>
-          <w:rPr/>
-        </w:pPr>
-        <w:r>
-          <w:t xml:space="preserve">{{p </w:t>
-        </w:r>
-        <w:r>
-          <w:t xml:space="preserve">include_docx_template</w:t>
-        </w:r>
-        <w:r>
-          <w:t xml:space="preserve">(</w:t>
-        </w:r>
-        <w:r>
-          <w:t xml:space="preserve">l</w:t>
-        </w:r>
-        <w:r>
-          <w:t xml:space="preserve">f</w:t>
-        </w:r>
-        <w:r>
-          <w:t xml:space="preserve">Var</w:t>
-        </w:r>
-        <w:r>
-          <w:t xml:space="preserve">) }</w:t>
-        </w:r>
-        <w:r>
-          <w:t xml:space="preserve">}</w:t>
-        </w:r>
-        <w:r/>
-        <w:r/>
-      </w:p>
-      <w:p>
-        <w:pPr>
-          <w:pBdr/>
-          <w:spacing/>
-          <w:ind/>
-          <w:rPr/>
-        </w:pPr>
-        <w:r/>
-        <w:r/>
-      </w:p>
-    </w:sdtContent>
-  </w:sdt>
+  <w:p/>
 </w:ftr>
 </file>
 
 <file path=word/footer2.xml><?xml version="1.0" encoding="utf-8"?>
 <w:ftr xmlns:wpc="http://schemas.microsoft.com/office/word/2010/wordprocessingCanvas" xmlns:mc="http://schemas.openxmlformats.org/markup-compatibility/2006" xmlns:o="urn:schemas-microsoft-com:office:office" xmlns:r="http://schemas.openxmlformats.org/officeDocument/2006/relationships" xmlns:m="http://schemas.openxmlformats.org/officeDocument/2006/math" xmlns:v="urn:schemas-microsoft-com:vml" xmlns:wp14="http://schemas.microsoft.com/office/word/2010/wordprocessingDrawing" xmlns:wp="http://schemas.openxmlformats.org/drawingml/2006/wordprocessingDrawing" xmlns:w10="urn:schemas-microsoft-com:office:word" xmlns:w="http://schemas.openxmlformats.org/wordprocessingml/2006/main" xmlns:w14="http://schemas.microsoft.com/office/word/2010/wordml" xmlns:w15="http://schemas.microsoft.com/office/word/2012/wordml" xmlns:wpg="http://schemas.microsoft.com/office/word/2010/wordprocessingGroup" xmlns:wpi="http://schemas.microsoft.com/office/word/2010/wordprocessingInk" xmlns:wne="http://schemas.microsoft.com/office/word/2006/wordml" xmlns:a="http://schemas.openxmlformats.org/drawingml/2006/main" xmlns:wps="http://schemas.microsoft.com/office/word/2010/wordprocessingShape" mc:Ignorable="w14 w15 wp14">
-  <w:p>
-    <w:pPr>
-      <w:pBdr/>
-      <w:spacing/>
-      <w:ind/>
-      <w:jc w:val="center"/>
-      <w:rPr/>
-    </w:pPr>
-    <w:r>
-      <w:t xml:space="preserve">{{p </w:t>
-    </w:r>
-    <w:r>
-      <w:t xml:space="preserve">include_docx_template</w:t>
-    </w:r>
-    <w:r>
-      <w:t xml:space="preserve">(</w:t>
-    </w:r>
-    <w:r>
-      <w:t xml:space="preserve">l</w:t>
-    </w:r>
-    <w:r>
-      <w:t xml:space="preserve">f</w:t>
-    </w:r>
-    <w:r>
-      <w:t xml:space="preserve">Var</w:t>
-    </w:r>
-    <w:r>
-      <w:t xml:space="preserve">) }</w:t>
-    </w:r>
-    <w:r>
-      <w:t xml:space="preserve">}</w:t>
-    </w:r>
-    <w:r/>
-    <w:r/>
-  </w:p>
-  <w:p>
-    <w:pPr>
-      <w:pStyle w:val="943"/>
-      <w:pBdr/>
-      <w:spacing/>
-      <w:ind/>
-      <w:rPr/>
-    </w:pPr>
-    <w:r/>
-    <w:r/>
-  </w:p>
+  <w:p/>
 </w:ftr>
 </file>
 
@@ -7381,98 +7279,13 @@
 
 <file path=word/header1.xml><?xml version="1.0" encoding="utf-8"?>
 <w:hdr xmlns:wpc="http://schemas.microsoft.com/office/word/2010/wordprocessingCanvas" xmlns:mc="http://schemas.openxmlformats.org/markup-compatibility/2006" xmlns:o="urn:schemas-microsoft-com:office:office" xmlns:r="http://schemas.openxmlformats.org/officeDocument/2006/relationships" xmlns:m="http://schemas.openxmlformats.org/officeDocument/2006/math" xmlns:v="urn:schemas-microsoft-com:vml" xmlns:wp14="http://schemas.microsoft.com/office/word/2010/wordprocessingDrawing" xmlns:wp="http://schemas.openxmlformats.org/drawingml/2006/wordprocessingDrawing" xmlns:w10="urn:schemas-microsoft-com:office:word" xmlns:w="http://schemas.openxmlformats.org/wordprocessingml/2006/main" xmlns:w14="http://schemas.microsoft.com/office/word/2010/wordml" xmlns:w15="http://schemas.microsoft.com/office/word/2012/wordml" xmlns:wpg="http://schemas.microsoft.com/office/word/2010/wordprocessingGroup" xmlns:wpi="http://schemas.microsoft.com/office/word/2010/wordprocessingInk" xmlns:wne="http://schemas.microsoft.com/office/word/2006/wordml" xmlns:a="http://schemas.openxmlformats.org/drawingml/2006/main" xmlns:wps="http://schemas.microsoft.com/office/word/2010/wordprocessingShape" mc:Ignorable="w14 w15 wp14">
-  <w:p>
-    <w:pPr>
-      <w:pBdr/>
-      <w:spacing/>
-      <w:ind/>
-      <w:jc w:val="center"/>
-      <w:rPr/>
-    </w:pPr>
-    <w:r>
-      <w:t xml:space="preserve">{{p </w:t>
-    </w:r>
-    <w:r>
-      <w:t xml:space="preserve">include_docx_template</w:t>
-    </w:r>
-    <w:r>
-      <w:t xml:space="preserve">(</w:t>
-    </w:r>
-    <w:r>
-      <w:t xml:space="preserve">lhVar</w:t>
-    </w:r>
-    <w:r>
-      <w:t xml:space="preserve">) }</w:t>
-    </w:r>
-    <w:r>
-      <w:t xml:space="preserve">}</w:t>
-    </w:r>
-    <w:r/>
-    <w:r/>
-    <w:r>
-      <w:rPr>
-        <w:rFonts w:asciiTheme="minorHAnsi" w:hAnsiTheme="minorHAnsi" w:eastAsiaTheme="minorHAnsi" w:cstheme="minorBidi"/>
-        <w:sz w:val="22"/>
-        <w:szCs w:val="22"/>
-      </w:rPr>
-    </w:r>
-    <w:r>
-      <w:rPr>
-        <w:rFonts w:asciiTheme="minorHAnsi" w:hAnsiTheme="minorHAnsi" w:eastAsiaTheme="minorHAnsi" w:cstheme="minorBidi"/>
-        <w:sz w:val="22"/>
-        <w:szCs w:val="22"/>
-      </w:rPr>
-    </w:r>
-    <w:r/>
-  </w:p>
-  <w:p>
-    <w:pPr>
-      <w:pStyle w:val="941"/>
-      <w:pBdr/>
-      <w:spacing/>
-      <w:ind/>
-      <w:rPr/>
-    </w:pPr>
-    <w:r/>
-    <w:r/>
-  </w:p>
+  <w:p/>
 </w:hdr>
 </file>
 
 <file path=word/header2.xml><?xml version="1.0" encoding="utf-8"?>
 <w:hdr xmlns:wpc="http://schemas.microsoft.com/office/word/2010/wordprocessingCanvas" xmlns:mc="http://schemas.openxmlformats.org/markup-compatibility/2006" xmlns:o="urn:schemas-microsoft-com:office:office" xmlns:r="http://schemas.openxmlformats.org/officeDocument/2006/relationships" xmlns:m="http://schemas.openxmlformats.org/officeDocument/2006/math" xmlns:v="urn:schemas-microsoft-com:vml" xmlns:wp14="http://schemas.microsoft.com/office/word/2010/wordprocessingDrawing" xmlns:wp="http://schemas.openxmlformats.org/drawingml/2006/wordprocessingDrawing" xmlns:w10="urn:schemas-microsoft-com:office:word" xmlns:w="http://schemas.openxmlformats.org/wordprocessingml/2006/main" xmlns:w14="http://schemas.microsoft.com/office/word/2010/wordml" xmlns:w15="http://schemas.microsoft.com/office/word/2012/wordml" xmlns:wpg="http://schemas.microsoft.com/office/word/2010/wordprocessingGroup" xmlns:wpi="http://schemas.microsoft.com/office/word/2010/wordprocessingInk" xmlns:wne="http://schemas.microsoft.com/office/word/2006/wordml" xmlns:a="http://schemas.openxmlformats.org/drawingml/2006/main" xmlns:wps="http://schemas.microsoft.com/office/word/2010/wordprocessingShape" mc:Ignorable="w14 w15 wp14">
-  <w:p>
-    <w:pPr>
-      <w:pBdr/>
-      <w:spacing/>
-      <w:ind/>
-      <w:jc w:val="center"/>
-      <w:rPr/>
-    </w:pPr>
-    <w:r>
-      <w:t xml:space="preserve">{{p </w:t>
-    </w:r>
-    <w:r>
-      <w:t xml:space="preserve">include_docx_template</w:t>
-    </w:r>
-    <w:r>
-      <w:t xml:space="preserve">(</w:t>
-    </w:r>
-    <w:r>
-      <w:t xml:space="preserve">lhVar</w:t>
-    </w:r>
-    <w:r>
-      <w:t xml:space="preserve">) }</w:t>
-    </w:r>
-    <w:r>
-      <w:t xml:space="preserve">}</w:t>
-    </w:r>
-    <w:r/>
-    <w:r/>
-    <w:r/>
-    <w:r/>
-    <w:r/>
-  </w:p>
+  <w:p/>
 </w:hdr>
 </file>
 
